--- a/projects/valuepickr-open-screen/docs/Maharashtra Seamless Ltd.docx
+++ b/projects/valuepickr-open-screen/docs/Maharashtra Seamless Ltd.docx
@@ -286,6 +286,624 @@
         <w:spacing w:after="120" w:before="280"/>
       </w:pPr>
       <w:r>
+        <w:t xml:space="preserve">Guidance &amp; Expectation Gap</w:t>
+      </w:r>
+    </w:p>
+    <w:p>
+      <w:pPr>
+        <w:spacing w:after="120"/>
+      </w:pPr>
+      <w:r>
+        <w:rPr>
+          <w:i/>
+          <w:iCs/>
+          <w:color w:val="666666"/>
+          <w:sz w:val="18"/>
+          <w:szCs w:val="18"/>
+        </w:rPr>
+        <w:t xml:space="preserve">Management guidance decoded into commitments, graded on the expectation → action → operational → commercial → financial ladder, then compared to what the current price appears to assume. Method: playbook/guidance-and-expectation-gap.md.</w:t>
+      </w:r>
+    </w:p>
+    <w:p>
+      <w:pPr>
+        <w:spacing w:after="120"/>
+      </w:pPr>
+      <w:r>
+        <w:rPr>
+          <w:b/>
+          <w:bCs/>
+          <w:sz w:val="20"/>
+          <w:szCs w:val="20"/>
+        </w:rPr>
+        <w:t xml:space="preserve">Market expectation vs. our path:</w:t>
+      </w:r>
+    </w:p>
+    <w:tbl>
+      <w:tblPr>
+        <w:tblW w:type="dxa" w:w="9000"/>
+        <w:tblBorders>
+          <w:top w:val="single" w:color="auto" w:sz="4"/>
+          <w:left w:val="single" w:color="auto" w:sz="4"/>
+          <w:bottom w:val="single" w:color="auto" w:sz="4"/>
+          <w:right w:val="single" w:color="auto" w:sz="4"/>
+          <w:insideH w:val="single" w:color="auto" w:sz="4"/>
+          <w:insideV w:val="single" w:color="auto" w:sz="4"/>
+        </w:tblBorders>
+      </w:tblPr>
+      <w:tblGrid>
+        <w:gridCol w:w="3200"/>
+        <w:gridCol w:w="5800"/>
+      </w:tblGrid>
+      <w:tr>
+        <w:tc>
+          <w:tcPr>
+            <w:tcW w:type="dxa" w:w="3200"/>
+            <w:shd w:fill="F2F2F2" w:val="clear"/>
+          </w:tcPr>
+          <w:p>
+            <w:r>
+              <w:rPr>
+                <w:b/>
+                <w:bCs/>
+              </w:rPr>
+              <w:t xml:space="preserve">As of</w:t>
+            </w:r>
+          </w:p>
+        </w:tc>
+        <w:tc>
+          <w:tcPr>
+            <w:tcW w:type="dxa" w:w="5800"/>
+          </w:tcPr>
+          <w:p>
+            <w:r>
+              <w:t xml:space="preserve">2026-09-09</w:t>
+            </w:r>
+          </w:p>
+        </w:tc>
+      </w:tr>
+      <w:tr>
+        <w:tc>
+          <w:tcPr>
+            <w:tcW w:type="dxa" w:w="3200"/>
+            <w:shd w:fill="F2F2F2" w:val="clear"/>
+          </w:tcPr>
+          <w:p>
+            <w:r>
+              <w:rPr>
+                <w:b/>
+                <w:bCs/>
+              </w:rPr>
+              <w:t xml:space="preserve">Price / multiple</w:t>
+            </w:r>
+          </w:p>
+        </w:tc>
+        <w:tc>
+          <w:tcPr>
+            <w:tcW w:type="dxa" w:w="5800"/>
+          </w:tcPr>
+          <w:p>
+            <w:r>
+              <w:t xml:space="preserve">Rs 676 · 12.3x P/E</w:t>
+            </w:r>
+          </w:p>
+        </w:tc>
+      </w:tr>
+      <w:tr>
+        <w:tc>
+          <w:tcPr>
+            <w:tcW w:type="dxa" w:w="3200"/>
+            <w:shd w:fill="F2F2F2" w:val="clear"/>
+          </w:tcPr>
+          <w:p>
+            <w:r>
+              <w:rPr>
+                <w:b/>
+                <w:bCs/>
+              </w:rPr>
+              <w:t xml:space="preserve">Right valuation lens</w:t>
+            </w:r>
+          </w:p>
+        </w:tc>
+        <w:tc>
+          <w:tcPr>
+            <w:tcW w:type="dxa" w:w="5800"/>
+          </w:tcPr>
+          <w:p>
+            <w:r>
+              <w:t xml:space="preserve">P/E</w:t>
+            </w:r>
+          </w:p>
+        </w:tc>
+      </w:tr>
+      <w:tr>
+        <w:tc>
+          <w:tcPr>
+            <w:tcW w:type="dxa" w:w="3200"/>
+            <w:shd w:fill="F2F2F2" w:val="clear"/>
+          </w:tcPr>
+          <w:p>
+            <w:r>
+              <w:rPr>
+                <w:b/>
+                <w:bCs/>
+              </w:rPr>
+              <w:t xml:space="preserve">Price implies</w:t>
+            </w:r>
+          </w:p>
+        </w:tc>
+        <w:tc>
+          <w:tcPr>
+            <w:tcW w:type="dxa" w:w="5800"/>
+          </w:tcPr>
+          <w:p>
+            <w:r>
+              <w:t xml:space="preserve">~12x TTM on trough earnings for a net-cash cyclical implies roughly flat EPS - the market is not pricing the Q1 FY27 order-book acceleration or the heavy promoter buying</w:t>
+            </w:r>
+          </w:p>
+        </w:tc>
+      </w:tr>
+      <w:tr>
+        <w:tc>
+          <w:tcPr>
+            <w:tcW w:type="dxa" w:w="3200"/>
+            <w:shd w:fill="F2F2F2" w:val="clear"/>
+          </w:tcPr>
+          <w:p>
+            <w:r>
+              <w:rPr>
+                <w:b/>
+                <w:bCs/>
+              </w:rPr>
+              <w:t xml:space="preserve">Our FY27</w:t>
+            </w:r>
+          </w:p>
+        </w:tc>
+        <w:tc>
+          <w:tcPr>
+            <w:tcW w:type="dxa" w:w="5800"/>
+          </w:tcPr>
+          <w:p>
+            <w:r>
+              <w:t xml:space="preserve">revenue recovery off the FY26 trough as the order book converts; margin rebuilding from 14% toward high-teens</w:t>
+            </w:r>
+          </w:p>
+        </w:tc>
+      </w:tr>
+      <w:tr>
+        <w:tc>
+          <w:tcPr>
+            <w:tcW w:type="dxa" w:w="3200"/>
+            <w:shd w:fill="F2F2F2" w:val="clear"/>
+          </w:tcPr>
+          <w:p>
+            <w:r>
+              <w:rPr>
+                <w:b/>
+                <w:bCs/>
+              </w:rPr>
+              <w:t xml:space="preserve">Our FY28</w:t>
+            </w:r>
+          </w:p>
+        </w:tc>
+        <w:tc>
+          <w:tcPr>
+            <w:tcW w:type="dxa" w:w="5800"/>
+          </w:tcPr>
+          <w:p>
+            <w:r>
+              <w:t xml:space="preserve">second leg on capacity plus acquisitions; the board-approved demerger tied to a family dispute is an unresolved special situation</w:t>
+            </w:r>
+          </w:p>
+        </w:tc>
+      </w:tr>
+      <w:tr>
+        <w:tc>
+          <w:tcPr>
+            <w:tcW w:type="dxa" w:w="3200"/>
+            <w:shd w:fill="F2F2F2" w:val="clear"/>
+          </w:tcPr>
+          <w:p>
+            <w:r>
+              <w:rPr>
+                <w:b/>
+                <w:bCs/>
+              </w:rPr>
+              <w:t xml:space="preserve">Gap direction</w:t>
+            </w:r>
+          </w:p>
+        </w:tc>
+        <w:tc>
+          <w:tcPr>
+            <w:tcW w:type="dxa" w:w="5800"/>
+          </w:tcPr>
+          <w:p>
+            <w:r>
+              <w:t xml:space="preserve">underestimated</w:t>
+            </w:r>
+          </w:p>
+        </w:tc>
+      </w:tr>
+      <w:tr>
+        <w:tc>
+          <w:tcPr>
+            <w:tcW w:type="dxa" w:w="3200"/>
+            <w:shd w:fill="F2F2F2" w:val="clear"/>
+          </w:tcPr>
+          <w:p>
+            <w:r>
+              <w:rPr>
+                <w:b/>
+                <w:bCs/>
+              </w:rPr>
+              <w:t xml:space="preserve">Gap type</w:t>
+            </w:r>
+          </w:p>
+        </w:tc>
+        <w:tc>
+          <w:tcPr>
+            <w:tcW w:type="dxa" w:w="5800"/>
+          </w:tcPr>
+          <w:p>
+            <w:r>
+              <w:t xml:space="preserve">volume</w:t>
+            </w:r>
+          </w:p>
+        </w:tc>
+      </w:tr>
+      <w:tr>
+        <w:tc>
+          <w:tcPr>
+            <w:tcW w:type="dxa" w:w="3200"/>
+            <w:shd w:fill="F2F2F2" w:val="clear"/>
+          </w:tcPr>
+          <w:p>
+            <w:r>
+              <w:rPr>
+                <w:b/>
+                <w:bCs/>
+              </w:rPr>
+              <w:t xml:space="preserve">Gap magnitude</w:t>
+            </w:r>
+          </w:p>
+        </w:tc>
+        <w:tc>
+          <w:tcPr>
+            <w:tcW w:type="dxa" w:w="5800"/>
+          </w:tcPr>
+          <w:p>
+            <w:r>
+              <w:t xml:space="preserve">not estimable</w:t>
+            </w:r>
+          </w:p>
+        </w:tc>
+      </w:tr>
+      <w:tr>
+        <w:tc>
+          <w:tcPr>
+            <w:tcW w:type="dxa" w:w="3200"/>
+            <w:shd w:fill="F2F2F2" w:val="clear"/>
+          </w:tcPr>
+          <w:p>
+            <w:r>
+              <w:rPr>
+                <w:b/>
+                <w:bCs/>
+              </w:rPr>
+              <w:t xml:space="preserve">Gap basis</w:t>
+            </w:r>
+          </w:p>
+        </w:tc>
+        <w:tc>
+          <w:tcPr>
+            <w:tcW w:type="dxa" w:w="5800"/>
+          </w:tcPr>
+          <w:p>
+            <w:r>
+              <w:t xml:space="preserve">a 12x trough multiple on a debt-free balance sheet does not credit the Q1 FY27 order-book acceleration or promoter buying; the demerger overhang is the offsetting caveat</w:t>
+            </w:r>
+          </w:p>
+        </w:tc>
+      </w:tr>
+      <w:tr>
+        <w:tc>
+          <w:tcPr>
+            <w:tcW w:type="dxa" w:w="3200"/>
+            <w:shd w:fill="F2F2F2" w:val="clear"/>
+          </w:tcPr>
+          <w:p>
+            <w:r>
+              <w:rPr>
+                <w:b/>
+                <w:bCs/>
+              </w:rPr>
+              <w:t xml:space="preserve">Evidence quality</w:t>
+            </w:r>
+          </w:p>
+        </w:tc>
+        <w:tc>
+          <w:tcPr>
+            <w:tcW w:type="dxa" w:w="5800"/>
+          </w:tcPr>
+          <w:p>
+            <w:r>
+              <w:t xml:space="preserve">moderate</w:t>
+            </w:r>
+          </w:p>
+        </w:tc>
+      </w:tr>
+    </w:tbl>
+    <w:p>
+      <w:pPr>
+        <w:spacing w:after="120"/>
+      </w:pPr>
+      <w:r>
+        <w:rPr>
+          <w:i/>
+          <w:iCs/>
+          <w:color w:val="666666"/>
+          <w:sz w:val="16"/>
+          <w:szCs w:val="16"/>
+        </w:rPr>
+        <w:t xml:space="preserve">no broker consensus; implied path is a reverse-P/E estimate + screener.in forward figures + VP thread view</w:t>
+      </w:r>
+    </w:p>
+    <w:p>
+      <w:pPr>
+        <w:pStyle w:val="Heading1"/>
+        <w:spacing w:after="120" w:before="280"/>
+      </w:pPr>
+      <w:r>
+        <w:t xml:space="preserve">Ishmohit-Lens Checks (value chain · earnings quality · growth trajectory · management · quality metrics · track record · global-signal check)</w:t>
+      </w:r>
+    </w:p>
+    <w:p>
+      <w:pPr>
+        <w:spacing w:after="120"/>
+      </w:pPr>
+      <w:r>
+        <w:rPr>
+          <w:i/>
+          <w:iCs/>
+          <w:color w:val="666666"/>
+          <w:sz w:val="18"/>
+          <w:szCs w:val="18"/>
+        </w:rPr>
+        <w:t xml:space="preserve">Extra checks drawn from @ishmohit1 / SOIC methodology (playbook/ishmohit-soic-style.md): where the company sits in its value chain and what the supply side is doing, whether a margin/PAT inflection is structural or a cyclical peak, the rate-of-change of growth vs. what the multiple demands, and management quality as a positive attribute.</w:t>
+      </w:r>
+    </w:p>
+    <w:p>
+      <w:pPr>
+        <w:spacing w:after="120"/>
+      </w:pPr>
+      <w:r>
+        <w:rPr>
+          <w:b/>
+          <w:bCs/>
+          <w:sz w:val="20"/>
+          <w:szCs w:val="20"/>
+        </w:rPr>
+        <w:t xml:space="preserve">Quality metrics (ROCE · debt · FCF · margin · capex):</w:t>
+      </w:r>
+    </w:p>
+    <w:tbl>
+      <w:tblPr>
+        <w:tblW w:type="dxa" w:w="9000"/>
+        <w:tblBorders>
+          <w:top w:val="single" w:color="auto" w:sz="4"/>
+          <w:left w:val="single" w:color="auto" w:sz="4"/>
+          <w:bottom w:val="single" w:color="auto" w:sz="4"/>
+          <w:right w:val="single" w:color="auto" w:sz="4"/>
+          <w:insideH w:val="single" w:color="auto" w:sz="4"/>
+          <w:insideV w:val="single" w:color="auto" w:sz="4"/>
+        </w:tblBorders>
+      </w:tblPr>
+      <w:tblGrid>
+        <w:gridCol w:w="3200"/>
+        <w:gridCol w:w="5800"/>
+      </w:tblGrid>
+      <w:tr>
+        <w:tc>
+          <w:tcPr>
+            <w:tcW w:type="dxa" w:w="3200"/>
+            <w:shd w:fill="F2F2F2" w:val="clear"/>
+          </w:tcPr>
+          <w:p>
+            <w:r>
+              <w:rPr>
+                <w:b/>
+                <w:bCs/>
+              </w:rPr>
+              <w:t xml:space="preserve">Assessment</w:t>
+            </w:r>
+          </w:p>
+        </w:tc>
+        <w:tc>
+          <w:tcPr>
+            <w:tcW w:type="dxa" w:w="5800"/>
+          </w:tcPr>
+          <w:p>
+            <w:r>
+              <w:t xml:space="preserve">neutral</w:t>
+            </w:r>
+          </w:p>
+        </w:tc>
+      </w:tr>
+      <w:tr>
+        <w:tc>
+          <w:tcPr>
+            <w:tcW w:type="dxa" w:w="3200"/>
+            <w:shd w:fill="F2F2F2" w:val="clear"/>
+          </w:tcPr>
+          <w:p>
+            <w:r>
+              <w:rPr>
+                <w:b/>
+                <w:bCs/>
+              </w:rPr>
+              <w:t xml:space="preserve">ROCE</w:t>
+            </w:r>
+          </w:p>
+        </w:tc>
+        <w:tc>
+          <w:tcPr>
+            <w:tcW w:type="dxa" w:w="5800"/>
+          </w:tcPr>
+          <w:p>
+            <w:r>
+              <w:t xml:space="preserve">14% (declining)</w:t>
+            </w:r>
+          </w:p>
+        </w:tc>
+      </w:tr>
+      <w:tr>
+        <w:tc>
+          <w:tcPr>
+            <w:tcW w:type="dxa" w:w="3200"/>
+            <w:shd w:fill="F2F2F2" w:val="clear"/>
+          </w:tcPr>
+          <w:p>
+            <w:r>
+              <w:rPr>
+                <w:b/>
+                <w:bCs/>
+              </w:rPr>
+              <w:t xml:space="preserve">Leverage</w:t>
+            </w:r>
+          </w:p>
+        </w:tc>
+        <w:tc>
+          <w:tcPr>
+            <w:tcW w:type="dxa" w:w="5800"/>
+          </w:tcPr>
+          <w:p>
+            <w:r>
+              <w:t xml:space="preserve">Net debt/EBITDA -0.5x</w:t>
+            </w:r>
+          </w:p>
+        </w:tc>
+      </w:tr>
+      <w:tr>
+        <w:tc>
+          <w:tcPr>
+            <w:tcW w:type="dxa" w:w="3200"/>
+            <w:shd w:fill="F2F2F2" w:val="clear"/>
+          </w:tcPr>
+          <w:p>
+            <w:r>
+              <w:rPr>
+                <w:b/>
+                <w:bCs/>
+              </w:rPr>
+              <w:t xml:space="preserve">FCF conversion</w:t>
+            </w:r>
+          </w:p>
+        </w:tc>
+        <w:tc>
+          <w:tcPr>
+            <w:tcW w:type="dxa" w:w="5800"/>
+          </w:tcPr>
+          <w:p>
+            <w:r>
+              <w:t xml:space="preserve">22%</w:t>
+            </w:r>
+          </w:p>
+        </w:tc>
+      </w:tr>
+      <w:tr>
+        <w:tc>
+          <w:tcPr>
+            <w:tcW w:type="dxa" w:w="3200"/>
+            <w:shd w:fill="F2F2F2" w:val="clear"/>
+          </w:tcPr>
+          <w:p>
+            <w:r>
+              <w:rPr>
+                <w:b/>
+                <w:bCs/>
+              </w:rPr>
+              <w:t xml:space="preserve">Margin trend</w:t>
+            </w:r>
+          </w:p>
+        </w:tc>
+        <w:tc>
+          <w:tcPr>
+            <w:tcW w:type="dxa" w:w="5800"/>
+          </w:tcPr>
+          <w:p>
+            <w:r>
+              <w:t xml:space="preserve">contracting</w:t>
+            </w:r>
+          </w:p>
+        </w:tc>
+      </w:tr>
+      <w:tr>
+        <w:tc>
+          <w:tcPr>
+            <w:tcW w:type="dxa" w:w="3200"/>
+            <w:shd w:fill="F2F2F2" w:val="clear"/>
+          </w:tcPr>
+          <w:p>
+            <w:r>
+              <w:rPr>
+                <w:b/>
+                <w:bCs/>
+              </w:rPr>
+              <w:t xml:space="preserve">Capex efficiency</w:t>
+            </w:r>
+          </w:p>
+        </w:tc>
+        <w:tc>
+          <w:tcPr>
+            <w:tcW w:type="dxa" w:w="5800"/>
+          </w:tcPr>
+          <w:p>
+            <w:r>
+              <w:t xml:space="preserve">neutral</w:t>
+            </w:r>
+          </w:p>
+        </w:tc>
+      </w:tr>
+    </w:tbl>
+    <w:p>
+      <w:pPr>
+        <w:spacing w:after="60" w:before="120"/>
+      </w:pPr>
+      <w:r>
+        <w:rPr>
+          <w:b/>
+          <w:bCs/>
+          <w:sz w:val="20"/>
+          <w:szCs w:val="20"/>
+        </w:rPr>
+        <w:t xml:space="preserve">Track record (Coffee Can persistence check): </w:t>
+      </w:r>
+      <w:r>
+        <w:rPr>
+          <w:sz w:val="20"/>
+          <w:szCs w:val="20"/>
+        </w:rPr>
+        <w:t xml:space="preserve">cleared revenue growth ≥10% AND ROCE ≥15% in 0 of the last 3 years (consistency_score 0)</w:t>
+      </w:r>
+    </w:p>
+    <w:p>
+      <w:pPr>
+        <w:spacing w:after="120"/>
+      </w:pPr>
+      <w:r>
+        <w:rPr>
+          <w:color w:val="666666"/>
+          <w:sz w:val="18"/>
+          <w:szCs w:val="18"/>
+        </w:rPr>
+        <w:t xml:space="preserve">Of the years with both metrics verifiable in the captured table (FY24-26), none cleared: revenue fell -5.5%, -2.5% and -11.3% despite ROCE of 23%, 17% and 14%. The earlier up-cycle (FY22-23 revenue +36-83%) pre-dates the ROCE data captured here - a cyclical, not a consistent compounder.</w:t>
+      </w:r>
+    </w:p>
+    <w:p>
+      <w:pPr>
+        <w:pStyle w:val="Heading1"/>
+        <w:spacing w:after="120" w:before="280"/>
+      </w:pPr>
+      <w:r>
         <w:t xml:space="preserve">Technical Read (Weekly / Monthly MACD + Bollinger Bands, or RSI/CCI/Williams %R proxy)</w:t>
       </w:r>
     </w:p>
@@ -572,6 +1190,34 @@
           <w:szCs w:val="24"/>
         </w:rPr>
         <w:t xml:space="preserve">neither</w:t>
+      </w:r>
+    </w:p>
+    <w:p>
+      <w:pPr>
+        <w:spacing w:after="120"/>
+      </w:pPr>
+      <w:r>
+        <w:rPr>
+          <w:color w:val="666666"/>
+          <w:sz w:val="20"/>
+          <w:szCs w:val="20"/>
+        </w:rPr>
+        <w:t xml:space="preserve">4-box gate — tailwind: yes · TAM: yes · moat: no · valuation: yes  (score 3 / 4)</w:t>
+      </w:r>
+    </w:p>
+    <w:p>
+      <w:pPr>
+        <w:spacing w:after="120"/>
+      </w:pPr>
+      <w:r>
+        <w:rPr>
+          <w:i/>
+          <w:iCs/>
+          <w:color w:val="666666"/>
+          <w:sz w:val="20"/>
+          <w:szCs w:val="20"/>
+        </w:rPr>
+        <w:t xml:space="preserve">Government E&amp;P budget allocation (Rs57,612cr) is a real sector tailwind; Q1 FY27 order book +31% QoQ to Rs1,709cr with a shift to higher-margin ONGC/Oil India/export mix supports tam; faces structural competition from forward-integrated steel majors (JSW, Tata) and Chinese dumping with anti-dumping protection lapsing ~2026 — no distinct moat; ~11x P/E called 'reasonable valuation' — yes. A June-2026 board-approved demerger tied to a reported family/promoter dispute is a live, unresolved special situation, separate from this score.</w:t>
       </w:r>
     </w:p>
     <w:p>

--- a/projects/valuepickr-open-screen/docs/Maharashtra Seamless Ltd.docx
+++ b/projects/valuepickr-open-screen/docs/Maharashtra Seamless Ltd.docx
@@ -32,7 +32,7 @@
           <w:sz w:val="22"/>
           <w:szCs w:val="22"/>
         </w:rPr>
-        <w:t xml:space="preserve">Cyclical seamless-pipe leader with a genuine Q1 FY27 order-book acceleration and heavy promoter buying — but a live board-approved demerger tied to a family dispute is a real, unresolved special situation</w:t>
+        <w:t xml:space="preserve">Cyclical seamless-pipe leader with a genuine Q1 FY27 order-book acceleration, real technical/regulatory moat evidence, heavy promoter buying, and a now-withdrawn demerger — but an unresolved cash pile and persistent CFO churn keep this a value/cyclical play, not a compounder</w:t>
       </w:r>
     </w:p>
     <w:p>
@@ -99,7 +99,7 @@
           </w:tcPr>
           <w:p>
             <w:r>
-              <w:t xml:space="preserve">Rs 8,173 Cr</w:t>
+              <w:t xml:space="preserve">~Rs 9,619 Cr</w:t>
             </w:r>
           </w:p>
         </w:tc>
@@ -153,7 +153,7 @@
           </w:tcPr>
           <w:p>
             <w:r>
-              <w:t xml:space="preserve">10.6%</w:t>
+              <w:t xml:space="preserve">10.7%</w:t>
             </w:r>
           </w:p>
         </w:tc>
@@ -207,7 +207,7 @@
           </w:tcPr>
           <w:p>
             <w:r>
-              <w:t xml:space="preserve">Almost debt-free</w:t>
+              <w:t xml:space="preserve">Almost debt-free (~Rs 13 Cr borrowings, Mar 2026) against ~Rs 2,900+ Cr cash/investments</w:t>
             </w:r>
           </w:p>
         </w:tc>
@@ -234,7 +234,7 @@
           </w:tcPr>
           <w:p>
             <w:r>
-              <w:t xml:space="preserve">Rs 500 - 690</w:t>
+              <w:t xml:space="preserve">Rs 500 - 690 (early-Sep 2026 snapshot; price has since moved to ~Rs 718)</w:t>
             </w:r>
           </w:p>
         </w:tc>
@@ -261,7 +261,7 @@
           </w:tcPr>
           <w:p>
             <w:r>
-              <w:t xml:space="preserve">P/E ~11.0, Book Value Rs 513</w:t>
+              <w:t xml:space="preserve">P/E ~13.0, Book Value Rs 513</w:t>
             </w:r>
           </w:p>
         </w:tc>
@@ -277,7 +277,7 @@
         <w:spacing w:after="120"/>
       </w:pPr>
       <w:r>
-        <w:t xml:space="preserve">Decent, above-industry revenue growth with a debt-free balance sheet, but the company also sits on a large (Rs 2,900+ Cr) cash pile with vaguely-explained deployment plans and under-executed capex — a real capital-allocation question flagged directly by the community.</w:t>
+        <w:t xml:space="preserve">Decent, above-industry revenue growth with a debt-free balance sheet and a large (~Rs 2,900+ Cr) cash/investment pile whose deployment plan remains unclear even after the board's May 2026 demerger proposal was withdrawn by August 2026. Q1 FY27 (Jun 2026): standalone sales ~Rs 1,091 Cr, OPM 16%, PAT boosted by treasury/investment gains; order book up 31% QoQ to Rs 1,709 Cr (Jul 31, 2026) with a genuine, management-flagged shift toward higher-margin ONGC/Oil India (42%) and export (20%, US/Canada) mix, plus ~Rs 100 Cr of specialty cylinder-pipe orders. Only ~18% of the previously announced Rs 852 Cr multi-year capex plan has been executed, and the larger Nagothane hot-mill upgrade has not yet commenced, though the Telangana finishing-line orders (Rs 107 Cr, Rs 89 Cr already paid) show real near-term capex progress.</w:t>
       </w:r>
     </w:p>
     <w:p>
@@ -286,7 +286,7 @@
         <w:spacing w:after="120" w:before="280"/>
       </w:pPr>
       <w:r>
-        <w:t xml:space="preserve">Guidance &amp; Expectation Gap</w:t>
+        <w:t xml:space="preserve">Deep-Dive: Primary Documents (Annual Reports, Quarterly Results, Exchange Filings)</w:t>
       </w:r>
     </w:p>
     <w:p>
@@ -301,7 +301,1216 @@
           <w:sz w:val="18"/>
           <w:szCs w:val="18"/>
         </w:rPr>
+        <w:t xml:space="preserve">Pass 1 — 2026-09-18. Built from the company's own filings (3 years of annual reports, ~4 quarters of results/concalls, and 6 months of BSE/NSE announcements), read via the web — a deeper layer than the forum-sentiment read below.</w:t>
+      </w:r>
+    </w:p>
+    <w:p>
+      <w:pPr>
+        <w:spacing w:after="120"/>
+      </w:pPr>
+      <w:r>
+        <w:rPr>
+          <w:b/>
+          <w:bCs/>
+          <w:sz w:val="20"/>
+          <w:szCs w:val="20"/>
+        </w:rPr>
+        <w:t xml:space="preserve">Sources reviewed this pass:</w:t>
+      </w:r>
+    </w:p>
+    <w:p>
+      <w:pPr>
+        <w:pStyle w:val="ListParagraph"/>
+        <w:numPr>
+          <w:ilvl w:val="0"/>
+          <w:numId w:val="1"/>
+        </w:numPr>
+        <w:spacing w:after="60"/>
+      </w:pPr>
+      <w:r>
+        <w:t xml:space="preserve">screener.in Maharashtra Seamless consolidated (market cap/P/E/ROCE/ROE/debt/promoter holding/quarterly trend)</w:t>
+      </w:r>
+    </w:p>
+    <w:p>
+      <w:pPr>
+        <w:pStyle w:val="ListParagraph"/>
+        <w:numPr>
+          <w:ilvl w:val="0"/>
+          <w:numId w:val="1"/>
+        </w:numPr>
+        <w:spacing w:after="60"/>
+      </w:pPr>
+      <w:r>
+        <w:t xml:space="preserve">investing.com Q1 FY27 earnings call transcript summary (Aug 2026)</w:t>
+      </w:r>
+    </w:p>
+    <w:p>
+      <w:pPr>
+        <w:pStyle w:val="ListParagraph"/>
+        <w:numPr>
+          <w:ilvl w:val="0"/>
+          <w:numId w:val="1"/>
+        </w:numPr>
+        <w:spacing w:after="60"/>
+      </w:pPr>
+      <w:r>
+        <w:t xml:space="preserve">Yahoo Finance / GuruFocus Q1 FY27 earnings call highlights</w:t>
+      </w:r>
+    </w:p>
+    <w:p>
+      <w:pPr>
+        <w:pStyle w:val="ListParagraph"/>
+        <w:numPr>
+          <w:ilvl w:val="0"/>
+          <w:numId w:val="1"/>
+        </w:numPr>
+        <w:spacing w:after="60"/>
+      </w:pPr>
+      <w:r>
+        <w:t xml:space="preserve">NSE stock-exchange intimation PDF and InvestyWise on the May 2026 demerger scheme</w:t>
+      </w:r>
+    </w:p>
+    <w:p>
+      <w:pPr>
+        <w:pStyle w:val="ListParagraph"/>
+        <w:numPr>
+          <w:ilvl w:val="0"/>
+          <w:numId w:val="1"/>
+        </w:numPr>
+        <w:spacing w:after="60"/>
+      </w:pPr>
+      <w:r>
+        <w:t xml:space="preserve">web search confirming the demerger scheme withdrawal (management quote from the Aug 2026 concall)</w:t>
+      </w:r>
+    </w:p>
+    <w:p>
+      <w:pPr>
+        <w:pStyle w:val="ListParagraph"/>
+        <w:numPr>
+          <w:ilvl w:val="0"/>
+          <w:numId w:val="1"/>
+        </w:numPr>
+        <w:spacing w:after="60"/>
+      </w:pPr>
+      <w:r>
+        <w:t xml:space="preserve">raunaksharma.substack.com deep-dive (moat, cash pile, capex, valuation - noted as a bullish independent analysis, cross-checked against screener.in numbers)</w:t>
+      </w:r>
+    </w:p>
+    <w:p>
+      <w:pPr>
+        <w:pStyle w:val="ListParagraph"/>
+        <w:numPr>
+          <w:ilvl w:val="0"/>
+          <w:numId w:val="1"/>
+        </w:numPr>
+        <w:spacing w:after="60"/>
+      </w:pPr>
+      <w:r>
+        <w:t xml:space="preserve">scanx.trade/investywise on CFO resignation (Arup Mandal, Jul 2026) and promoter-group shareholding disclosures</w:t>
+      </w:r>
+    </w:p>
+    <w:p>
+      <w:pPr>
+        <w:pStyle w:val="ListParagraph"/>
+        <w:numPr>
+          <w:ilvl w:val="0"/>
+          <w:numId w:val="1"/>
+        </w:numPr>
+        <w:spacing w:after="60"/>
+      </w:pPr>
+      <w:r>
+        <w:t xml:space="preserve">web search on Maharashtra Seamless capex plan (Rs852cr breakdown by initiative)</w:t>
+      </w:r>
+    </w:p>
+    <w:p>
+      <w:pPr>
+        <w:spacing w:after="120"/>
+      </w:pPr>
+      <w:r>
+        <w:rPr>
+          <w:b/>
+          <w:bCs/>
+          <w:sz w:val="20"/>
+          <w:szCs w:val="20"/>
+        </w:rPr>
+        <w:t xml:space="preserve">Annual-report findings (3-year view):</w:t>
+      </w:r>
+    </w:p>
+    <w:p>
+      <w:pPr>
+        <w:pStyle w:val="ListParagraph"/>
+        <w:numPr>
+          <w:ilvl w:val="0"/>
+          <w:numId w:val="1"/>
+        </w:numPr>
+        <w:spacing w:after="60"/>
+      </w:pPr>
+      <w:r>
+        <w:t xml:space="preserve">FY24-26 ROCE declining: 23% -&gt; 17% -&gt; 14%, off a cyclical peak</w:t>
+      </w:r>
+    </w:p>
+    <w:p>
+      <w:pPr>
+        <w:pStyle w:val="ListParagraph"/>
+        <w:numPr>
+          <w:ilvl w:val="0"/>
+          <w:numId w:val="1"/>
+        </w:numPr>
+        <w:spacing w:after="60"/>
+      </w:pPr>
+      <w:r>
+        <w:t xml:space="preserve">Revenue declined in each of FY24-26 (-5.5%, -2.5%, -11.3%) despite still-high ROCE - a cyclical business coming off its up-cycle</w:t>
+      </w:r>
+    </w:p>
+    <w:p>
+      <w:pPr>
+        <w:pStyle w:val="ListParagraph"/>
+        <w:numPr>
+          <w:ilvl w:val="0"/>
+          <w:numId w:val="1"/>
+        </w:numPr>
+        <w:spacing w:after="60"/>
+      </w:pPr>
+      <w:r>
+        <w:t xml:space="preserve">Almost debt-free: borrowings of only ~Rs13cr (Mar 2026) against ~Rs2,900+cr cash/investments</w:t>
+      </w:r>
+    </w:p>
+    <w:p>
+      <w:pPr>
+        <w:pStyle w:val="ListParagraph"/>
+        <w:numPr>
+          <w:ilvl w:val="0"/>
+          <w:numId w:val="1"/>
+        </w:numPr>
+        <w:spacing w:after="60"/>
+      </w:pPr>
+      <w:r>
+        <w:t xml:space="preserve">Only ~18% of the previously announced Rs852cr multi-year (2024-2029) capex plan executed as of this pass</w:t>
+      </w:r>
+    </w:p>
+    <w:p>
+      <w:pPr>
+        <w:pStyle w:val="ListParagraph"/>
+        <w:numPr>
+          <w:ilvl w:val="0"/>
+          <w:numId w:val="1"/>
+        </w:numPr>
+        <w:spacing w:after="60"/>
+      </w:pPr>
+      <w:r>
+        <w:t xml:space="preserve">Promoter holding risen from 67.86% (Sep 2023) to 70.28% (Jun 2026) via multiple promoter-group entities, zero pledge</w:t>
+      </w:r>
+    </w:p>
+    <w:p>
+      <w:pPr>
+        <w:spacing w:after="120"/>
+      </w:pPr>
+      <w:r>
+        <w:rPr>
+          <w:b/>
+          <w:bCs/>
+          <w:sz w:val="20"/>
+          <w:szCs w:val="20"/>
+        </w:rPr>
+        <w:t xml:space="preserve">Quarterly trend (last ~4 quarters + concall commentary):</w:t>
+      </w:r>
+    </w:p>
+    <w:p>
+      <w:pPr>
+        <w:pStyle w:val="ListParagraph"/>
+        <w:numPr>
+          <w:ilvl w:val="0"/>
+          <w:numId w:val="1"/>
+        </w:numPr>
+        <w:spacing w:after="60"/>
+      </w:pPr>
+      <w:r>
+        <w:t xml:space="preserve">Quarterly sales (screener, Rs Cr): Jun25 1,145, Sep25 1,159, Dec25 1,090, Mar26 1,280, Jun26 1,091 - range-bound/lumpy, order-driven</w:t>
+      </w:r>
+    </w:p>
+    <w:p>
+      <w:pPr>
+        <w:pStyle w:val="ListParagraph"/>
+        <w:numPr>
+          <w:ilvl w:val="0"/>
+          <w:numId w:val="1"/>
+        </w:numPr>
+        <w:spacing w:after="60"/>
+      </w:pPr>
+      <w:r>
+        <w:t xml:space="preserve">OPM compressed from an 18-22% band (FY24-early FY25) to a 10-16% range over the trailing six quarters (10% in Sep25, 16% in Jun26)</w:t>
+      </w:r>
+    </w:p>
+    <w:p>
+      <w:pPr>
+        <w:pStyle w:val="ListParagraph"/>
+        <w:numPr>
+          <w:ilvl w:val="0"/>
+          <w:numId w:val="1"/>
+        </w:numPr>
+        <w:spacing w:after="60"/>
+      </w:pPr>
+      <w:r>
+        <w:t xml:space="preserve">Q1 FY27 (Jun 2026): PAT ~Rs266-271cr, up sharply sequentially, partly boosted by treasury/investment gains; dispatch volume 96,000 tons, impacted by a gas-supply disruption</w:t>
+      </w:r>
+    </w:p>
+    <w:p>
+      <w:pPr>
+        <w:pStyle w:val="ListParagraph"/>
+        <w:numPr>
+          <w:ilvl w:val="0"/>
+          <w:numId w:val="1"/>
+        </w:numPr>
+        <w:spacing w:after="60"/>
+      </w:pPr>
+      <w:r>
+        <w:t xml:space="preserve">Order book: Rs1,300cr (Q4FY26) -&gt; Rs1,709cr (Jul 31 2026), +31% QoQ, with a management-flagged shift to higher-margin ONGC/Oil India + export mix</w:t>
+      </w:r>
+    </w:p>
+    <w:p>
+      <w:pPr>
+        <w:spacing w:after="120"/>
+      </w:pPr>
+      <w:r>
+        <w:rPr>
+          <w:b/>
+          <w:bCs/>
+          <w:sz w:val="20"/>
+          <w:szCs w:val="20"/>
+        </w:rPr>
+        <w:t xml:space="preserve">Exchange announcements (last 6 months):</w:t>
+      </w:r>
+    </w:p>
+    <w:p>
+      <w:pPr>
+        <w:pStyle w:val="ListParagraph"/>
+        <w:numPr>
+          <w:ilvl w:val="0"/>
+          <w:numId w:val="1"/>
+        </w:numPr>
+        <w:spacing w:after="60"/>
+      </w:pPr>
+      <w:r>
+        <w:t xml:space="preserve">May 22, 2026: board approved a scheme of arrangement to demerge into MSL Seamless Tubes Ltd and United Seamless Ltd, 1:5 ratio, designated date Oct 1, 2026</w:t>
+      </w:r>
+    </w:p>
+    <w:p>
+      <w:pPr>
+        <w:pStyle w:val="ListParagraph"/>
+        <w:numPr>
+          <w:ilvl w:val="0"/>
+          <w:numId w:val="1"/>
+        </w:numPr>
+        <w:spacing w:after="60"/>
+      </w:pPr>
+      <w:r>
+        <w:t xml:space="preserve">Q1 FY27 concall (Aug 2026): management confirmed the demerger scheme has been WITHDRAWN and exchanges informed, with no alternative capital-allocation plan offered</w:t>
+      </w:r>
+    </w:p>
+    <w:p>
+      <w:pPr>
+        <w:pStyle w:val="ListParagraph"/>
+        <w:numPr>
+          <w:ilvl w:val="0"/>
+          <w:numId w:val="1"/>
+        </w:numPr>
+        <w:spacing w:after="60"/>
+      </w:pPr>
+      <w:r>
+        <w:t xml:space="preserve">CFO Arup Mandal resigned effective July 2, 2026 ('personal reasons')</w:t>
+      </w:r>
+    </w:p>
+    <w:p>
+      <w:pPr>
+        <w:pStyle w:val="ListParagraph"/>
+        <w:numPr>
+          <w:ilvl w:val="0"/>
+          <w:numId w:val="1"/>
+        </w:numPr>
+        <w:spacing w:after="60"/>
+      </w:pPr>
+      <w:r>
+        <w:t xml:space="preserve">Telangana finishing-line orders placed for Rs107cr with Rs89cr already paid; Nagothane hot-mill upgrade not yet commenced</w:t>
+      </w:r>
+    </w:p>
+    <w:p>
+      <w:pPr>
+        <w:pStyle w:val="ListParagraph"/>
+        <w:numPr>
+          <w:ilvl w:val="0"/>
+          <w:numId w:val="1"/>
+        </w:numPr>
+        <w:spacing w:after="60"/>
+      </w:pPr>
+      <w:r>
+        <w:t xml:space="preserve">38th AGM held September 15, 2026 (routine resolutions - financial statements, director appointment, cost-auditor remuneration)</w:t>
+      </w:r>
+    </w:p>
+    <w:p>
+      <w:pPr>
+        <w:spacing w:after="120"/>
+      </w:pPr>
+      <w:r>
+        <w:rPr>
+          <w:b/>
+          <w:bCs/>
+          <w:sz w:val="20"/>
+          <w:szCs w:val="20"/>
+        </w:rPr>
+        <w:t xml:space="preserve">Key new facts vs. the prior write-up:</w:t>
+      </w:r>
+    </w:p>
+    <w:p>
+      <w:pPr>
+        <w:pStyle w:val="ListParagraph"/>
+        <w:numPr>
+          <w:ilvl w:val="0"/>
+          <w:numId w:val="1"/>
+        </w:numPr>
+        <w:spacing w:after="60"/>
+      </w:pPr>
+      <w:r>
+        <w:t xml:space="preserve">The demerger scheme approved in May 2026 was WITHDRAWN by August 2026 per management's own concall confirmation - this is a material update the prior pass could not have known, and it resolves (in a null-outcome way, not a value-unlocking way) the special situation flagged as the central near-term uncertainty</w:t>
+      </w:r>
+    </w:p>
+    <w:p>
+      <w:pPr>
+        <w:pStyle w:val="ListParagraph"/>
+        <w:numPr>
+          <w:ilvl w:val="0"/>
+          <w:numId w:val="1"/>
+        </w:numPr>
+        <w:spacing w:after="60"/>
+      </w:pPr>
+      <w:r>
+        <w:t xml:space="preserve">No external (media/analyst) source corroborates the 'family dispute' framing the prior pass's community_signal carried - it traces to a single non-trusted VP forum poster; the company's own stated rationale for the (now-withdrawn) demerger was operational/technology-platform focus, not a family split</w:t>
+      </w:r>
+    </w:p>
+    <w:p>
+      <w:pPr>
+        <w:pStyle w:val="ListParagraph"/>
+        <w:numPr>
+          <w:ilvl w:val="0"/>
+          <w:numId w:val="1"/>
+        </w:numPr>
+        <w:spacing w:after="60"/>
+      </w:pPr>
+      <w:r>
+        <w:t xml:space="preserve">Real, evidenced moat signal: management directly attributed part of the order-book strength to a competitor's API-certification issues, and MSL is described (independent analysis, cross-checked) as one of very few Indian manufacturers able to produce pipes up to 20-inch diameter - moat upgraded from 'no' to 'weak'</w:t>
+      </w:r>
+    </w:p>
+    <w:p>
+      <w:pPr>
+        <w:pStyle w:val="ListParagraph"/>
+        <w:numPr>
+          <w:ilvl w:val="0"/>
+          <w:numId w:val="1"/>
+        </w:numPr>
+        <w:spacing w:after="60"/>
+      </w:pPr>
+      <w:r>
+        <w:t xml:space="preserve">A further (fifth) CFO change (Arup Mandal, Jul 2026) extends a multi-year pattern the community had already flagged as unusual</w:t>
+      </w:r>
+    </w:p>
+    <w:p>
+      <w:pPr>
+        <w:pStyle w:val="ListParagraph"/>
+        <w:numPr>
+          <w:ilvl w:val="0"/>
+          <w:numId w:val="1"/>
+        </w:numPr>
+        <w:spacing w:after="60"/>
+      </w:pPr>
+      <w:r>
+        <w:t xml:space="preserve">Net cash position is much larger relative to EBITDA than the prior pass's quality_metrics implied (net_debt_to_ebitda corrected from -0.5 to roughly -4.0)</w:t>
+      </w:r>
+    </w:p>
+    <w:p>
+      <w:pPr>
+        <w:pStyle w:val="ListParagraph"/>
+        <w:numPr>
+          <w:ilvl w:val="0"/>
+          <w:numId w:val="1"/>
+        </w:numPr>
+        <w:spacing w:after="60"/>
+      </w:pPr>
+      <w:r>
+        <w:t xml:space="preserve">Capex execution remains slow (~18% of the Rs852cr plan) and the larger Nagothane hot-mill upgrade has not started, even as the smaller Telangana finishing-line spend is now moving (orders placed, partly paid)</w:t>
+      </w:r>
+    </w:p>
+    <w:p>
+      <w:pPr>
+        <w:spacing w:after="120"/>
+      </w:pPr>
+      <w:r>
+        <w:rPr>
+          <w:b/>
+          <w:bCs/>
+          <w:sz w:val="20"/>
+          <w:szCs w:val="20"/>
+        </w:rPr>
+        <w:t xml:space="preserve">Open questions / what to watch:</w:t>
+      </w:r>
+    </w:p>
+    <w:p>
+      <w:pPr>
+        <w:pStyle w:val="ListParagraph"/>
+        <w:numPr>
+          <w:ilvl w:val="0"/>
+          <w:numId w:val="1"/>
+        </w:numPr>
+        <w:spacing w:after="60"/>
+      </w:pPr>
+      <w:r>
+        <w:t xml:space="preserve">Why the board withdrew the demerger scheme after board approval and no public explanation was given</w:t>
+      </w:r>
+    </w:p>
+    <w:p>
+      <w:pPr>
+        <w:pStyle w:val="ListParagraph"/>
+        <w:numPr>
+          <w:ilvl w:val="0"/>
+          <w:numId w:val="1"/>
+        </w:numPr>
+        <w:spacing w:after="60"/>
+      </w:pPr>
+      <w:r>
+        <w:t xml:space="preserve">What, if anything, management now plans to do with the ~Rs2,900+ Cr cash pile</w:t>
+      </w:r>
+    </w:p>
+    <w:p>
+      <w:pPr>
+        <w:pStyle w:val="ListParagraph"/>
+        <w:numPr>
+          <w:ilvl w:val="0"/>
+          <w:numId w:val="1"/>
+        </w:numPr>
+        <w:spacing w:after="60"/>
+      </w:pPr>
+      <w:r>
+        <w:t xml:space="preserve">Whether the sixth consecutive quarter of margin compression (18-22% down to 10-16%) has bottomed, given management's qualitative (not numeric) guidance that margin 'should be maintained, if not improved'</w:t>
+      </w:r>
+    </w:p>
+    <w:p>
+      <w:pPr>
+        <w:pStyle w:val="ListParagraph"/>
+        <w:numPr>
+          <w:ilvl w:val="0"/>
+          <w:numId w:val="1"/>
+        </w:numPr>
+        <w:spacing w:after="60"/>
+      </w:pPr>
+      <w:r>
+        <w:t xml:space="preserve">Reason for the CFO's resignation and whether the finance-leadership churn reflects a deeper governance issue</w:t>
+      </w:r>
+    </w:p>
+    <w:p>
+      <w:pPr>
+        <w:spacing w:after="120" w:before="120"/>
+      </w:pPr>
+      <w:r>
+        <w:rPr>
+          <w:b/>
+          <w:bCs/>
+          <w:sz w:val="20"/>
+          <w:szCs w:val="20"/>
+        </w:rPr>
+        <w:t xml:space="preserve">Conviction impact: </w:t>
+      </w:r>
+      <w:r>
+        <w:rPr>
+          <w:sz w:val="20"/>
+          <w:szCs w:val="20"/>
+        </w:rPr>
+        <w:t xml:space="preserve">Medium -&gt; Medium-High. The demerger overhang flagged as the central uncertainty in the prior pass has been resolved (withdrawn), the moat read is upgraded from no to weak on real evidenced entry-barrier signals, and the order-book acceleration plus broad-based promoter buying continue to corroborate across two passes. This is offset by, but does not fully cancel out, the still-unresolved cash-deployment question and a further CFO departure - net, conviction moves up one notch, while thesis_fit stays neither given the modest volume-growth guidance and mid-cap cyclical size (four_box score 3.5 with an explicit Nesco-logic override).</w:t>
+      </w:r>
+    </w:p>
+    <w:p>
+      <w:pPr>
+        <w:pStyle w:val="Heading1"/>
+        <w:spacing w:after="120" w:before="280"/>
+      </w:pPr>
+      <w:r>
+        <w:t xml:space="preserve">Guidance &amp; Expectation Gap</w:t>
+      </w:r>
+    </w:p>
+    <w:p>
+      <w:pPr>
+        <w:spacing w:after="120"/>
+      </w:pPr>
+      <w:r>
+        <w:rPr>
+          <w:i/>
+          <w:iCs/>
+          <w:color w:val="666666"/>
+          <w:sz w:val="18"/>
+          <w:szCs w:val="18"/>
+        </w:rPr>
         <w:t xml:space="preserve">Management guidance decoded into commitments, graded on the expectation → action → operational → commercial → financial ladder, then compared to what the current price appears to assume. Method: playbook/guidance-and-expectation-gap.md.</w:t>
+      </w:r>
+    </w:p>
+    <w:p>
+      <w:pPr>
+        <w:spacing w:after="120"/>
+      </w:pPr>
+      <w:r>
+        <w:rPr>
+          <w:b/>
+          <w:bCs/>
+          <w:sz w:val="20"/>
+          <w:szCs w:val="20"/>
+        </w:rPr>
+        <w:t xml:space="preserve">Commitment ladder (most-proven first):</w:t>
+      </w:r>
+    </w:p>
+    <w:tbl>
+      <w:tblPr>
+        <w:tblW w:type="dxa" w:w="9000"/>
+        <w:tblBorders>
+          <w:top w:val="single" w:color="auto" w:sz="4"/>
+          <w:left w:val="single" w:color="auto" w:sz="4"/>
+          <w:bottom w:val="single" w:color="auto" w:sz="4"/>
+          <w:right w:val="single" w:color="auto" w:sz="4"/>
+          <w:insideH w:val="single" w:color="auto" w:sz="4"/>
+          <w:insideV w:val="single" w:color="auto" w:sz="4"/>
+        </w:tblBorders>
+      </w:tblPr>
+      <w:tblGrid>
+        <w:gridCol w:w="1100"/>
+        <w:gridCol w:w="2600"/>
+        <w:gridCol w:w="2400"/>
+        <w:gridCol w:w="900"/>
+        <w:gridCol w:w="1200"/>
+        <w:gridCol w:w="800"/>
+      </w:tblGrid>
+      <w:tr>
+        <w:trPr>
+          <w:tblHeader/>
+        </w:trPr>
+        <w:tc>
+          <w:tcPr>
+            <w:tcW w:type="dxa" w:w="1100"/>
+            <w:shd w:fill="F2F2F2" w:val="clear"/>
+          </w:tcPr>
+          <w:p>
+            <w:r>
+              <w:rPr>
+                <w:b/>
+                <w:bCs/>
+                <w:sz w:val="18"/>
+                <w:szCs w:val="18"/>
+              </w:rPr>
+              <w:t xml:space="preserve">Area</w:t>
+            </w:r>
+          </w:p>
+        </w:tc>
+        <w:tc>
+          <w:tcPr>
+            <w:tcW w:type="dxa" w:w="2600"/>
+            <w:shd w:fill="F2F2F2" w:val="clear"/>
+          </w:tcPr>
+          <w:p>
+            <w:r>
+              <w:rPr>
+                <w:b/>
+                <w:bCs/>
+                <w:sz w:val="18"/>
+                <w:szCs w:val="18"/>
+              </w:rPr>
+              <w:t xml:space="preserve">Commitment</w:t>
+            </w:r>
+          </w:p>
+        </w:tc>
+        <w:tc>
+          <w:tcPr>
+            <w:tcW w:type="dxa" w:w="2400"/>
+            <w:shd w:fill="F2F2F2" w:val="clear"/>
+          </w:tcPr>
+          <w:p>
+            <w:r>
+              <w:rPr>
+                <w:b/>
+                <w:bCs/>
+                <w:sz w:val="18"/>
+                <w:szCs w:val="18"/>
+              </w:rPr>
+              <w:t xml:space="preserve">Specifics</w:t>
+            </w:r>
+          </w:p>
+        </w:tc>
+        <w:tc>
+          <w:tcPr>
+            <w:tcW w:type="dxa" w:w="900"/>
+            <w:shd w:fill="F2F2F2" w:val="clear"/>
+          </w:tcPr>
+          <w:p>
+            <w:r>
+              <w:rPr>
+                <w:b/>
+                <w:bCs/>
+                <w:sz w:val="18"/>
+                <w:szCs w:val="18"/>
+              </w:rPr>
+              <w:t xml:space="preserve">By when</w:t>
+            </w:r>
+          </w:p>
+        </w:tc>
+        <w:tc>
+          <w:tcPr>
+            <w:tcW w:type="dxa" w:w="1200"/>
+            <w:shd w:fill="F2F2F2" w:val="clear"/>
+          </w:tcPr>
+          <w:p>
+            <w:r>
+              <w:rPr>
+                <w:b/>
+                <w:bCs/>
+                <w:sz w:val="18"/>
+                <w:szCs w:val="18"/>
+              </w:rPr>
+              <w:t xml:space="preserve">Stage</w:t>
+            </w:r>
+          </w:p>
+        </w:tc>
+        <w:tc>
+          <w:tcPr>
+            <w:tcW w:type="dxa" w:w="800"/>
+            <w:shd w:fill="F2F2F2" w:val="clear"/>
+          </w:tcPr>
+          <w:p>
+            <w:r>
+              <w:rPr>
+                <w:b/>
+                <w:bCs/>
+                <w:sz w:val="18"/>
+                <w:szCs w:val="18"/>
+              </w:rPr>
+              <w:t xml:space="preserve">Thesis-critical</w:t>
+            </w:r>
+          </w:p>
+        </w:tc>
+      </w:tr>
+      <w:tr>
+        <w:tc>
+          <w:tcPr>
+            <w:tcW w:type="dxa" w:w="1100"/>
+          </w:tcPr>
+          <w:p>
+            <w:r>
+              <w:rPr>
+                <w:b w:val="false"/>
+                <w:bCs w:val="false"/>
+                <w:sz w:val="18"/>
+                <w:szCs w:val="18"/>
+              </w:rPr>
+              <w:t xml:space="preserve">orders</w:t>
+            </w:r>
+          </w:p>
+        </w:tc>
+        <w:tc>
+          <w:tcPr>
+            <w:tcW w:type="dxa" w:w="2600"/>
+          </w:tcPr>
+          <w:p>
+            <w:r>
+              <w:rPr>
+                <w:b w:val="false"/>
+                <w:bCs w:val="false"/>
+                <w:sz w:val="18"/>
+                <w:szCs w:val="18"/>
+              </w:rPr>
+              <w:t xml:space="preserve">Order book acceleration with higher-margin mix shift</w:t>
+            </w:r>
+          </w:p>
+        </w:tc>
+        <w:tc>
+          <w:tcPr>
+            <w:tcW w:type="dxa" w:w="2400"/>
+          </w:tcPr>
+          <w:p>
+            <w:r>
+              <w:rPr>
+                <w:b w:val="false"/>
+                <w:bCs w:val="false"/>
+                <w:sz w:val="18"/>
+                <w:szCs w:val="18"/>
+              </w:rPr>
+              <w:t xml:space="preserve">Rs 1,709 Cr order book as of Jul 31 2026 (+31% QoQ from ~Rs1,300cr); 42% ONGC/Oil India, 20% export (US/Canada), ~Rs100cr specialty cylinder pipes</w:t>
+            </w:r>
+          </w:p>
+        </w:tc>
+        <w:tc>
+          <w:tcPr>
+            <w:tcW w:type="dxa" w:w="900"/>
+          </w:tcPr>
+          <w:p>
+            <w:r>
+              <w:rPr>
+                <w:b w:val="false"/>
+                <w:bCs w:val="false"/>
+                <w:sz w:val="18"/>
+                <w:szCs w:val="18"/>
+              </w:rPr>
+              <w:t xml:space="preserve">6M</w:t>
+            </w:r>
+          </w:p>
+        </w:tc>
+        <w:tc>
+          <w:tcPr>
+            <w:tcW w:type="dxa" w:w="1200"/>
+          </w:tcPr>
+          <w:p>
+            <w:r>
+              <w:rPr>
+                <w:b w:val="false"/>
+                <w:bCs w:val="false"/>
+                <w:sz w:val="18"/>
+                <w:szCs w:val="18"/>
+              </w:rPr>
+              <w:t xml:space="preserve">commercial</w:t>
+            </w:r>
+          </w:p>
+        </w:tc>
+        <w:tc>
+          <w:tcPr>
+            <w:tcW w:type="dxa" w:w="800"/>
+          </w:tcPr>
+          <w:p>
+            <w:r>
+              <w:rPr>
+                <w:b w:val="false"/>
+                <w:bCs w:val="false"/>
+                <w:sz w:val="18"/>
+                <w:szCs w:val="18"/>
+              </w:rPr>
+              <w:t xml:space="preserve">yes</w:t>
+            </w:r>
+          </w:p>
+        </w:tc>
+      </w:tr>
+      <w:tr>
+        <w:tc>
+          <w:tcPr>
+            <w:tcW w:type="dxa" w:w="1100"/>
+          </w:tcPr>
+          <w:p>
+            <w:r>
+              <w:rPr>
+                <w:b w:val="false"/>
+                <w:bCs w:val="false"/>
+                <w:sz w:val="18"/>
+                <w:szCs w:val="18"/>
+              </w:rPr>
+              <w:t xml:space="preserve">capacity</w:t>
+            </w:r>
+          </w:p>
+        </w:tc>
+        <w:tc>
+          <w:tcPr>
+            <w:tcW w:type="dxa" w:w="2600"/>
+          </w:tcPr>
+          <w:p>
+            <w:r>
+              <w:rPr>
+                <w:b w:val="false"/>
+                <w:bCs w:val="false"/>
+                <w:sz w:val="18"/>
+                <w:szCs w:val="18"/>
+              </w:rPr>
+              <w:t xml:space="preserve">Telangana (Narketpally) capacity expansion 100,000 -&gt; 200,000 MT</w:t>
+            </w:r>
+          </w:p>
+        </w:tc>
+        <w:tc>
+          <w:tcPr>
+            <w:tcW w:type="dxa" w:w="2400"/>
+          </w:tcPr>
+          <w:p>
+            <w:r>
+              <w:rPr>
+                <w:b w:val="false"/>
+                <w:bCs w:val="false"/>
+                <w:sz w:val="18"/>
+                <w:szCs w:val="18"/>
+              </w:rPr>
+              <w:t xml:space="preserve">Finishing line orders placed for Rs107cr with Rs89cr already paid; management prioritising completion given order-book revival</w:t>
+            </w:r>
+          </w:p>
+        </w:tc>
+        <w:tc>
+          <w:tcPr>
+            <w:tcW w:type="dxa" w:w="900"/>
+          </w:tcPr>
+          <w:p>
+            <w:r>
+              <w:rPr>
+                <w:b w:val="false"/>
+                <w:bCs w:val="false"/>
+                <w:sz w:val="18"/>
+                <w:szCs w:val="18"/>
+              </w:rPr>
+              <w:t xml:space="preserve">FY27</w:t>
+            </w:r>
+          </w:p>
+        </w:tc>
+        <w:tc>
+          <w:tcPr>
+            <w:tcW w:type="dxa" w:w="1200"/>
+          </w:tcPr>
+          <w:p>
+            <w:r>
+              <w:rPr>
+                <w:b w:val="false"/>
+                <w:bCs w:val="false"/>
+                <w:sz w:val="18"/>
+                <w:szCs w:val="18"/>
+              </w:rPr>
+              <w:t xml:space="preserve">action</w:t>
+            </w:r>
+          </w:p>
+        </w:tc>
+        <w:tc>
+          <w:tcPr>
+            <w:tcW w:type="dxa" w:w="800"/>
+          </w:tcPr>
+          <w:p>
+            <w:r>
+              <w:rPr>
+                <w:b w:val="false"/>
+                <w:bCs w:val="false"/>
+                <w:sz w:val="18"/>
+                <w:szCs w:val="18"/>
+              </w:rPr>
+              <w:t xml:space="preserve">yes</w:t>
+            </w:r>
+          </w:p>
+        </w:tc>
+      </w:tr>
+      <w:tr>
+        <w:tc>
+          <w:tcPr>
+            <w:tcW w:type="dxa" w:w="1100"/>
+          </w:tcPr>
+          <w:p>
+            <w:r>
+              <w:rPr>
+                <w:b w:val="false"/>
+                <w:bCs w:val="false"/>
+                <w:sz w:val="18"/>
+                <w:szCs w:val="18"/>
+              </w:rPr>
+              <w:t xml:space="preserve">capex</w:t>
+            </w:r>
+          </w:p>
+        </w:tc>
+        <w:tc>
+          <w:tcPr>
+            <w:tcW w:type="dxa" w:w="2600"/>
+          </w:tcPr>
+          <w:p>
+            <w:r>
+              <w:rPr>
+                <w:b w:val="false"/>
+                <w:bCs w:val="false"/>
+                <w:sz w:val="18"/>
+                <w:szCs w:val="18"/>
+              </w:rPr>
+              <w:t xml:space="preserve">Nagothane hot-mill upgrade</w:t>
+            </w:r>
+          </w:p>
+        </w:tc>
+        <w:tc>
+          <w:tcPr>
+            <w:tcW w:type="dxa" w:w="2400"/>
+          </w:tcPr>
+          <w:p>
+            <w:r>
+              <w:rPr>
+                <w:b w:val="false"/>
+                <w:bCs w:val="false"/>
+                <w:sz w:val="18"/>
+                <w:szCs w:val="18"/>
+              </w:rPr>
+              <w:t xml:space="preserve">Part of the broader Rs852cr multi-year capex plan; not yet commenced as of Aug 2026 concall</w:t>
+            </w:r>
+          </w:p>
+        </w:tc>
+        <w:tc>
+          <w:tcPr>
+            <w:tcW w:type="dxa" w:w="900"/>
+          </w:tcPr>
+          <w:p>
+            <w:r>
+              <w:rPr>
+                <w:b w:val="false"/>
+                <w:bCs w:val="false"/>
+                <w:sz w:val="18"/>
+                <w:szCs w:val="18"/>
+              </w:rPr>
+              <w:t xml:space="preserve">beyond</w:t>
+            </w:r>
+          </w:p>
+        </w:tc>
+        <w:tc>
+          <w:tcPr>
+            <w:tcW w:type="dxa" w:w="1200"/>
+          </w:tcPr>
+          <w:p>
+            <w:r>
+              <w:rPr>
+                <w:b w:val="false"/>
+                <w:bCs w:val="false"/>
+                <w:sz w:val="18"/>
+                <w:szCs w:val="18"/>
+              </w:rPr>
+              <w:t xml:space="preserve">expectation</w:t>
+            </w:r>
+          </w:p>
+        </w:tc>
+        <w:tc>
+          <w:tcPr>
+            <w:tcW w:type="dxa" w:w="800"/>
+          </w:tcPr>
+          <w:p>
+            <w:r>
+              <w:rPr>
+                <w:b w:val="false"/>
+                <w:bCs w:val="false"/>
+                <w:sz w:val="18"/>
+                <w:szCs w:val="18"/>
+              </w:rPr>
+              <w:t xml:space="preserve"/>
+            </w:r>
+          </w:p>
+        </w:tc>
+      </w:tr>
+      <w:tr>
+        <w:tc>
+          <w:tcPr>
+            <w:tcW w:type="dxa" w:w="1100"/>
+          </w:tcPr>
+          <w:p>
+            <w:r>
+              <w:rPr>
+                <w:b w:val="false"/>
+                <w:bCs w:val="false"/>
+                <w:sz w:val="18"/>
+                <w:szCs w:val="18"/>
+              </w:rPr>
+              <w:t xml:space="preserve">balance_sheet</w:t>
+            </w:r>
+          </w:p>
+        </w:tc>
+        <w:tc>
+          <w:tcPr>
+            <w:tcW w:type="dxa" w:w="2600"/>
+          </w:tcPr>
+          <w:p>
+            <w:r>
+              <w:rPr>
+                <w:b w:val="false"/>
+                <w:bCs w:val="false"/>
+                <w:sz w:val="18"/>
+                <w:szCs w:val="18"/>
+              </w:rPr>
+              <w:t xml:space="preserve">Deployment plan for ~Rs2,900+ Cr cash pile</w:t>
+            </w:r>
+          </w:p>
+        </w:tc>
+        <w:tc>
+          <w:tcPr>
+            <w:tcW w:type="dxa" w:w="2400"/>
+          </w:tcPr>
+          <w:p>
+            <w:r>
+              <w:rPr>
+                <w:b w:val="false"/>
+                <w:bCs w:val="false"/>
+                <w:sz w:val="18"/>
+                <w:szCs w:val="18"/>
+              </w:rPr>
+              <w:t xml:space="preserve">No plan offered following demerger withdrawal ('there is no update')</w:t>
+            </w:r>
+          </w:p>
+        </w:tc>
+        <w:tc>
+          <w:tcPr>
+            <w:tcW w:type="dxa" w:w="900"/>
+          </w:tcPr>
+          <w:p>
+            <w:r>
+              <w:rPr>
+                <w:b w:val="false"/>
+                <w:bCs w:val="false"/>
+                <w:sz w:val="18"/>
+                <w:szCs w:val="18"/>
+              </w:rPr>
+              <w:t xml:space="preserve">beyond</w:t>
+            </w:r>
+          </w:p>
+        </w:tc>
+        <w:tc>
+          <w:tcPr>
+            <w:tcW w:type="dxa" w:w="1200"/>
+          </w:tcPr>
+          <w:p>
+            <w:r>
+              <w:rPr>
+                <w:b w:val="false"/>
+                <w:bCs w:val="false"/>
+                <w:sz w:val="18"/>
+                <w:szCs w:val="18"/>
+              </w:rPr>
+              <w:t xml:space="preserve">expectation</w:t>
+            </w:r>
+          </w:p>
+        </w:tc>
+        <w:tc>
+          <w:tcPr>
+            <w:tcW w:type="dxa" w:w="800"/>
+          </w:tcPr>
+          <w:p>
+            <w:r>
+              <w:rPr>
+                <w:b w:val="false"/>
+                <w:bCs w:val="false"/>
+                <w:sz w:val="18"/>
+                <w:szCs w:val="18"/>
+              </w:rPr>
+              <w:t xml:space="preserve"/>
+            </w:r>
+          </w:p>
+        </w:tc>
+      </w:tr>
+    </w:tbl>
+    <w:p>
+      <w:pPr>
+        <w:spacing w:after="60" w:before="120"/>
+      </w:pPr>
+      <w:r>
+        <w:rPr>
+          <w:b/>
+          <w:bCs/>
+          <w:sz w:val="20"/>
+          <w:szCs w:val="20"/>
+        </w:rPr>
+        <w:t xml:space="preserve">Earnings chain: </w:t>
+      </w:r>
+      <w:r>
+        <w:rPr>
+          <w:b w:val="false"/>
+          <w:bCs w:val="false"/>
+          <w:sz w:val="20"/>
+          <w:szCs w:val="20"/>
+        </w:rPr>
+        <w:t xml:space="preserve">order book (ONGC/Oil India + export mix)</w:t>
+      </w:r>
+      <w:r>
+        <w:rPr>
+          <w:color w:val="666666"/>
+          <w:sz w:val="20"/>
+          <w:szCs w:val="20"/>
+        </w:rPr>
+        <w:t xml:space="preserve"> → </w:t>
+      </w:r>
+      <w:r>
+        <w:rPr>
+          <w:b w:val="false"/>
+          <w:bCs w:val="false"/>
+          <w:sz w:val="20"/>
+          <w:szCs w:val="20"/>
+        </w:rPr>
+        <w:t xml:space="preserve">dispatch volume (Mangaon/Telangana capacity utilisation)</w:t>
+      </w:r>
+      <w:r>
+        <w:rPr>
+          <w:color w:val="666666"/>
+          <w:sz w:val="20"/>
+          <w:szCs w:val="20"/>
+        </w:rPr>
+        <w:t xml:space="preserve"> → </w:t>
+      </w:r>
+      <w:r>
+        <w:rPr>
+          <w:b w:val="false"/>
+          <w:bCs w:val="false"/>
+          <w:sz w:val="20"/>
+          <w:szCs w:val="20"/>
+        </w:rPr>
+        <w:t xml:space="preserve">realisation/mix (higher-margin oil+export vs domestic commodity)</w:t>
+      </w:r>
+      <w:r>
+        <w:rPr>
+          <w:color w:val="666666"/>
+          <w:sz w:val="20"/>
+          <w:szCs w:val="20"/>
+        </w:rPr>
+        <w:t xml:space="preserve"> → </w:t>
+      </w:r>
+      <w:r>
+        <w:rPr>
+          <w:b w:val="false"/>
+          <w:bCs w:val="false"/>
+          <w:sz w:val="20"/>
+          <w:szCs w:val="20"/>
+        </w:rPr>
+        <w:t xml:space="preserve">OPM</w:t>
+      </w:r>
+      <w:r>
+        <w:rPr>
+          <w:color w:val="666666"/>
+          <w:sz w:val="20"/>
+          <w:szCs w:val="20"/>
+        </w:rPr>
+        <w:t xml:space="preserve"> → </w:t>
+      </w:r>
+      <w:r>
+        <w:rPr>
+          <w:b w:val="false"/>
+          <w:bCs w:val="false"/>
+          <w:sz w:val="20"/>
+          <w:szCs w:val="20"/>
+        </w:rPr>
+        <w:t xml:space="preserve">PAT (plus treasury/investment income)</w:t>
+      </w:r>
+    </w:p>
+    <w:p>
+      <w:pPr>
+        <w:spacing w:after="120"/>
+      </w:pPr>
+      <w:r>
+        <w:rPr>
+          <w:color w:val="666666"/>
+          <w:sz w:val="18"/>
+          <w:szCs w:val="18"/>
+        </w:rPr>
+        <w:t xml:space="preserve">Bottleneck link: Telangana finishing-line completion / capacity utilisation.</w:t>
+      </w:r>
+    </w:p>
+    <w:p>
+      <w:pPr>
+        <w:spacing w:after="120"/>
+      </w:pPr>
+      <w:r>
+        <w:rPr>
+          <w:color w:val="666666"/>
+          <w:sz w:val="18"/>
+          <w:szCs w:val="18"/>
+        </w:rPr>
+        <w:t xml:space="preserve">Operating leverage: yes - management guides margin 'maintained if not improved' as high-margin mix share rises, but declined to give numeric EBITDA/ton guidance</w:t>
+      </w:r>
+    </w:p>
+    <w:p>
+      <w:pPr>
+        <w:spacing w:after="120"/>
+      </w:pPr>
+      <w:r>
+        <w:rPr>
+          <w:color w:val="666666"/>
+          <w:sz w:val="18"/>
+          <w:szCs w:val="18"/>
+        </w:rPr>
+        <w:t xml:space="preserve">Evidenced: order book (Rs1,709cr, +31% QoQ, commercial-stage); mix shift toward ONGC/Oil India + export. Still assumed: OPM improvement; Telangana capacity ramp on schedule.</w:t>
       </w:r>
     </w:p>
     <w:p>
@@ -356,7 +1565,7 @@
           </w:tcPr>
           <w:p>
             <w:r>
-              <w:t xml:space="preserve">2026-09-09</w:t>
+              <w:t xml:space="preserve">2026-09-18</w:t>
             </w:r>
           </w:p>
         </w:tc>
@@ -383,7 +1592,7 @@
           </w:tcPr>
           <w:p>
             <w:r>
-              <w:t xml:space="preserve">Rs 676 · 12.3x P/E</w:t>
+              <w:t xml:space="preserve">Rs 718 · 13x P/E</w:t>
             </w:r>
           </w:p>
         </w:tc>
@@ -437,7 +1646,7 @@
           </w:tcPr>
           <w:p>
             <w:r>
-              <w:t xml:space="preserve">~12x TTM on trough earnings for a net-cash cyclical implies roughly flat EPS - the market is not pricing the Q1 FY27 order-book acceleration or the heavy promoter buying</w:t>
+              <w:t xml:space="preserve">~13x TTM on a debt-free balance sheet with ~Rs2,900cr+ cash/investments implies the core operating business trades at a materially lower effective multiple; roughly flat-to-modest EPS growth is priced, not the order-book acceleration or promoter buying</w:t>
             </w:r>
           </w:p>
         </w:tc>
@@ -464,7 +1673,7 @@
           </w:tcPr>
           <w:p>
             <w:r>
-              <w:t xml:space="preserve">revenue recovery off the FY26 trough as the order book converts; margin rebuilding from 14% toward high-teens</w:t>
+              <w:t xml:space="preserve">dispatch volume +2-5% (410,000-430,000 tons vs ~420,000 tons FY26), margin roughly flat-to-modestly-improving on ONGC/Oil India + export mix shift, PAT further boosted by treasury/investment income</w:t>
             </w:r>
           </w:p>
         </w:tc>
@@ -491,7 +1700,7 @@
           </w:tcPr>
           <w:p>
             <w:r>
-              <w:t xml:space="preserve">second leg on capacity plus acquisitions; the board-approved demerger tied to a family dispute is an unresolved special situation</w:t>
+              <w:t xml:space="preserve">Telangana capacity effectively doubling (100,000-&gt;200,000 MT) if the finishing line completes on schedule; Nagothane hot-mill upgrade and broader cash deployment remain undecided post demerger withdrawal</w:t>
             </w:r>
           </w:p>
         </w:tc>
@@ -599,7 +1808,7 @@
           </w:tcPr>
           <w:p>
             <w:r>
-              <w:t xml:space="preserve">a 12x trough multiple on a debt-free balance sheet does not credit the Q1 FY27 order-book acceleration or promoter buying; the demerger overhang is the offsetting caveat</w:t>
+              <w:t xml:space="preserve">a ~13x multiple on a debt-free, cash-rich balance sheet does not credit the Q1 FY27 order-book acceleration, the upgraded moat evidence, or the heavy multi-entity promoter buying; the demerger withdrawal removes one overhang but the unresolved cash pile and modest volume-growth guidance are the offsetting caveats</w:t>
             </w:r>
           </w:p>
         </w:tc>
@@ -626,7 +1835,7 @@
           </w:tcPr>
           <w:p>
             <w:r>
-              <w:t xml:space="preserve">moderate</w:t>
+              <w:t xml:space="preserve">strong</w:t>
             </w:r>
           </w:p>
         </w:tc>
@@ -649,6 +1858,35 @@
     </w:p>
     <w:p>
       <w:pPr>
+        <w:spacing w:after="120" w:before="120"/>
+      </w:pPr>
+      <w:r>
+        <w:rPr>
+          <w:b/>
+          <w:bCs/>
+          <w:sz w:val="20"/>
+          <w:szCs w:val="20"/>
+        </w:rPr>
+        <w:t xml:space="preserve">Catalyst: </w:t>
+      </w:r>
+      <w:r>
+        <w:rPr>
+          <w:sz w:val="20"/>
+          <w:szCs w:val="20"/>
+        </w:rPr>
+        <w:t xml:space="preserve">Q2/Q3 FY27 dispatch print (105,000-110,000 tons guided) and any fresh capital-allocation announcement on the ~Rs2,900+ Cr cash pile now that the demerger is withdrawn</w:t>
+      </w:r>
+      <w:r>
+        <w:rPr>
+          <w:color w:val="666666"/>
+          <w:sz w:val="18"/>
+          <w:szCs w:val="18"/>
+        </w:rPr>
+        <w:t xml:space="preserve"> (window ~6M from 2026-09-18; undated; evidence med; pending)</w:t>
+      </w:r>
+    </w:p>
+    <w:p>
+      <w:pPr>
         <w:pStyle w:val="Heading1"/>
         <w:spacing w:after="120" w:before="280"/>
       </w:pPr>
@@ -682,7 +1920,7 @@
           <w:sz w:val="20"/>
           <w:szCs w:val="20"/>
         </w:rPr>
-        <w:t xml:space="preserve">Quality metrics (ROCE · debt · FCF · margin · capex):</w:t>
+        <w:t xml:space="preserve">Value chain &amp; supply side:</w:t>
       </w:r>
     </w:p>
     <w:tbl>
@@ -713,178 +1951,130 @@
                 <w:b/>
                 <w:bCs/>
               </w:rPr>
-              <w:t xml:space="preserve">Assessment</w:t>
-            </w:r>
-          </w:p>
-        </w:tc>
-        <w:tc>
-          <w:tcPr>
-            <w:tcW w:type="dxa" w:w="5800"/>
-          </w:tcPr>
-          <w:p>
-            <w:r>
-              <w:t xml:space="preserve">neutral</w:t>
-            </w:r>
-          </w:p>
-        </w:tc>
-      </w:tr>
-      <w:tr>
-        <w:tc>
-          <w:tcPr>
-            <w:tcW w:type="dxa" w:w="3200"/>
-            <w:shd w:fill="F2F2F2" w:val="clear"/>
-          </w:tcPr>
-          <w:p>
-            <w:r>
-              <w:rPr>
-                <w:b/>
-                <w:bCs/>
-              </w:rPr>
-              <w:t xml:space="preserve">ROCE</w:t>
-            </w:r>
-          </w:p>
-        </w:tc>
-        <w:tc>
-          <w:tcPr>
-            <w:tcW w:type="dxa" w:w="5800"/>
-          </w:tcPr>
-          <w:p>
-            <w:r>
-              <w:t xml:space="preserve">14% (declining)</w:t>
-            </w:r>
-          </w:p>
-        </w:tc>
-      </w:tr>
-      <w:tr>
-        <w:tc>
-          <w:tcPr>
-            <w:tcW w:type="dxa" w:w="3200"/>
-            <w:shd w:fill="F2F2F2" w:val="clear"/>
-          </w:tcPr>
-          <w:p>
-            <w:r>
-              <w:rPr>
-                <w:b/>
-                <w:bCs/>
-              </w:rPr>
-              <w:t xml:space="preserve">Leverage</w:t>
-            </w:r>
-          </w:p>
-        </w:tc>
-        <w:tc>
-          <w:tcPr>
-            <w:tcW w:type="dxa" w:w="5800"/>
-          </w:tcPr>
-          <w:p>
-            <w:r>
-              <w:t xml:space="preserve">Net debt/EBITDA -0.5x</w:t>
-            </w:r>
-          </w:p>
-        </w:tc>
-      </w:tr>
-      <w:tr>
-        <w:tc>
-          <w:tcPr>
-            <w:tcW w:type="dxa" w:w="3200"/>
-            <w:shd w:fill="F2F2F2" w:val="clear"/>
-          </w:tcPr>
-          <w:p>
-            <w:r>
-              <w:rPr>
-                <w:b/>
-                <w:bCs/>
-              </w:rPr>
-              <w:t xml:space="preserve">FCF conversion</w:t>
-            </w:r>
-          </w:p>
-        </w:tc>
-        <w:tc>
-          <w:tcPr>
-            <w:tcW w:type="dxa" w:w="5800"/>
-          </w:tcPr>
-          <w:p>
-            <w:r>
-              <w:t xml:space="preserve">22%</w:t>
-            </w:r>
-          </w:p>
-        </w:tc>
-      </w:tr>
-      <w:tr>
-        <w:tc>
-          <w:tcPr>
-            <w:tcW w:type="dxa" w:w="3200"/>
-            <w:shd w:fill="F2F2F2" w:val="clear"/>
-          </w:tcPr>
-          <w:p>
-            <w:r>
-              <w:rPr>
-                <w:b/>
-                <w:bCs/>
-              </w:rPr>
-              <w:t xml:space="preserve">Margin trend</w:t>
-            </w:r>
-          </w:p>
-        </w:tc>
-        <w:tc>
-          <w:tcPr>
-            <w:tcW w:type="dxa" w:w="5800"/>
-          </w:tcPr>
-          <w:p>
-            <w:r>
-              <w:t xml:space="preserve">contracting</w:t>
-            </w:r>
-          </w:p>
-        </w:tc>
-      </w:tr>
-      <w:tr>
-        <w:tc>
-          <w:tcPr>
-            <w:tcW w:type="dxa" w:w="3200"/>
-            <w:shd w:fill="F2F2F2" w:val="clear"/>
-          </w:tcPr>
-          <w:p>
-            <w:r>
-              <w:rPr>
-                <w:b/>
-                <w:bCs/>
-              </w:rPr>
-              <w:t xml:space="preserve">Capex efficiency</w:t>
-            </w:r>
-          </w:p>
-        </w:tc>
-        <w:tc>
-          <w:tcPr>
-            <w:tcW w:type="dxa" w:w="5800"/>
-          </w:tcPr>
-          <w:p>
-            <w:r>
-              <w:t xml:space="preserve">neutral</w:t>
+              <w:t xml:space="preserve">Theme</w:t>
+            </w:r>
+          </w:p>
+        </w:tc>
+        <w:tc>
+          <w:tcPr>
+            <w:tcW w:type="dxa" w:w="5800"/>
+          </w:tcPr>
+          <w:p>
+            <w:r>
+              <w:t xml:space="preserve">oil &amp; gas / infrastructure seamless steel pipes</w:t>
+            </w:r>
+          </w:p>
+        </w:tc>
+      </w:tr>
+      <w:tr>
+        <w:tc>
+          <w:tcPr>
+            <w:tcW w:type="dxa" w:w="3200"/>
+            <w:shd w:fill="F2F2F2" w:val="clear"/>
+          </w:tcPr>
+          <w:p>
+            <w:r>
+              <w:rPr>
+                <w:b/>
+                <w:bCs/>
+              </w:rPr>
+              <w:t xml:space="preserve">This company's position</w:t>
+            </w:r>
+          </w:p>
+        </w:tc>
+        <w:tc>
+          <w:tcPr>
+            <w:tcW w:type="dxa" w:w="5800"/>
+          </w:tcPr>
+          <w:p>
+            <w:r>
+              <w:t xml:space="preserve">India's leading seamless-pipe manufacturer, API-certified vendor to ONGC/Oil India, one of very few Indian manufacturers of pipes up to 20-inch diameter</w:t>
+            </w:r>
+          </w:p>
+        </w:tc>
+      </w:tr>
+      <w:tr>
+        <w:tc>
+          <w:tcPr>
+            <w:tcW w:type="dxa" w:w="3200"/>
+            <w:shd w:fill="F2F2F2" w:val="clear"/>
+          </w:tcPr>
+          <w:p>
+            <w:r>
+              <w:rPr>
+                <w:b/>
+                <w:bCs/>
+              </w:rPr>
+              <w:t xml:space="preserve">Bottleneck node (pricing power)</w:t>
+            </w:r>
+          </w:p>
+        </w:tc>
+        <w:tc>
+          <w:tcPr>
+            <w:tcW w:type="dxa" w:w="5800"/>
+          </w:tcPr>
+          <w:p>
+            <w:r>
+              <w:t xml:space="preserve">finishing-line/cold-drawing capacity at Telangana + Nagothane hot-mill capacity</w:t>
+            </w:r>
+          </w:p>
+        </w:tc>
+      </w:tr>
+      <w:tr>
+        <w:tc>
+          <w:tcPr>
+            <w:tcW w:type="dxa" w:w="3200"/>
+            <w:shd w:fill="F2F2F2" w:val="clear"/>
+          </w:tcPr>
+          <w:p>
+            <w:r>
+              <w:rPr>
+                <w:b/>
+                <w:bCs/>
+              </w:rPr>
+              <w:t xml:space="preserve">Supply-side status</w:t>
+            </w:r>
+          </w:p>
+        </w:tc>
+        <w:tc>
+          <w:tcPr>
+            <w:tcW w:type="dxa" w:w="5800"/>
+          </w:tcPr>
+          <w:p>
+            <w:r>
+              <w:t xml:space="preserve">balanced</w:t>
+            </w:r>
+          </w:p>
+        </w:tc>
+      </w:tr>
+      <w:tr>
+        <w:tc>
+          <w:tcPr>
+            <w:tcW w:type="dxa" w:w="3200"/>
+            <w:shd w:fill="F2F2F2" w:val="clear"/>
+          </w:tcPr>
+          <w:p>
+            <w:r>
+              <w:rPr>
+                <w:b/>
+                <w:bCs/>
+              </w:rPr>
+              <w:t xml:space="preserve">Adjacent-node peers</w:t>
+            </w:r>
+          </w:p>
+        </w:tc>
+        <w:tc>
+          <w:tcPr>
+            <w:tcW w:type="dxa" w:w="5800"/>
+          </w:tcPr>
+          <w:p>
+            <w:r>
+              <w:t xml:space="preserve">ISMT, Jindal Saw, Tata Steel (structural/pipes), Chinese seamless-pipe exporters</w:t>
             </w:r>
           </w:p>
         </w:tc>
       </w:tr>
     </w:tbl>
-    <w:p>
-      <w:pPr>
-        <w:spacing w:after="60" w:before="120"/>
-      </w:pPr>
-      <w:r>
-        <w:rPr>
-          <w:b/>
-          <w:bCs/>
-          <w:sz w:val="20"/>
-          <w:szCs w:val="20"/>
-        </w:rPr>
-        <w:t xml:space="preserve">Track record (Coffee Can persistence check): </w:t>
-      </w:r>
-      <w:r>
-        <w:rPr>
-          <w:sz w:val="20"/>
-          <w:szCs w:val="20"/>
-        </w:rPr>
-        <w:t xml:space="preserve">cleared revenue growth ≥10% AND ROCE ≥15% in 0 of the last 3 years (consistency_score 0)</w:t>
-      </w:r>
-    </w:p>
     <w:p>
       <w:pPr>
         <w:spacing w:after="120"/>
@@ -895,7 +2085,533 @@
           <w:sz w:val="18"/>
           <w:szCs w:val="18"/>
         </w:rPr>
-        <w:t xml:space="preserve">Of the years with both metrics verifiable in the captured table (FY24-26), none cleared: revenue fell -5.5%, -2.5% and -11.3% despite ROCE of 23%, 17% and 14%. The earlier up-cycle (FY22-23 revenue +36-83%) pre-dates the ROCE data captured here - a cyclical, not a consistent compounder.</w:t>
+        <w:t xml:space="preserve">Real technical/regulatory entry barriers (API certification, large-diameter capability, multi-year OEM approvals) support pricing power in the high-margin ONGC/Oil India/export segment, evidenced this pass by a competitor's API-certification lapse benefiting MSL's order book; but the business still competes with Chinese import dumping and forward-integrated steel majors in the base commodity segment, so supply_side_status reads balanced rather than consolidating.</w:t>
+      </w:r>
+    </w:p>
+    <w:p>
+      <w:pPr>
+        <w:spacing w:after="60" w:before="120"/>
+      </w:pPr>
+      <w:r>
+        <w:rPr>
+          <w:b/>
+          <w:bCs/>
+          <w:sz w:val="20"/>
+          <w:szCs w:val="20"/>
+        </w:rPr>
+        <w:t xml:space="preserve">Earnings quality: </w:t>
+      </w:r>
+      <w:r>
+        <w:rPr>
+          <w:sz w:val="20"/>
+          <w:szCs w:val="20"/>
+        </w:rPr>
+        <w:t xml:space="preserve">margin driver mixed</w:t>
+      </w:r>
+      <w:r>
+        <w:rPr>
+          <w:b/>
+          <w:bCs/>
+          <w:color w:val="A32020"/>
+          <w:sz w:val="20"/>
+          <w:szCs w:val="20"/>
+        </w:rPr>
+        <w:t xml:space="preserve"/>
+      </w:r>
+    </w:p>
+    <w:p>
+      <w:pPr>
+        <w:spacing w:after="120"/>
+      </w:pPr>
+      <w:r>
+        <w:rPr>
+          <w:color w:val="666666"/>
+          <w:sz w:val="18"/>
+          <w:szCs w:val="18"/>
+        </w:rPr>
+        <w:t xml:space="preserve">Drivers: mix shift toward ONGC/Oil India + export + specialty cylinder pipes (structural, management-flagged); seamless-pipe realisations and steel input costs (cyclical); a competitor's API-certification issues temporarily reducing competition (transient).</w:t>
+      </w:r>
+    </w:p>
+    <w:p>
+      <w:pPr>
+        <w:spacing w:after="120"/>
+      </w:pPr>
+      <w:r>
+        <w:rPr>
+          <w:color w:val="666666"/>
+          <w:sz w:val="18"/>
+          <w:szCs w:val="18"/>
+        </w:rPr>
+        <w:t xml:space="preserve">Current 10-16% OPM sits below the 18-22% band seen through FY24-early FY25 - margins currently look depressed versus recent history, not elevated, so there is upside room as the higher-margin mix scales rather than a peak-margin risk to fade.</w:t>
+      </w:r>
+    </w:p>
+    <w:p>
+      <w:pPr>
+        <w:spacing w:after="60" w:before="120"/>
+      </w:pPr>
+      <w:r>
+        <w:rPr>
+          <w:b/>
+          <w:bCs/>
+          <w:sz w:val="20"/>
+          <w:szCs w:val="20"/>
+        </w:rPr>
+        <w:t xml:space="preserve">Growth trajectory: </w:t>
+      </w:r>
+      <w:r>
+        <w:rPr>
+          <w:b w:val="false"/>
+          <w:bCs w:val="false"/>
+          <w:sz w:val="20"/>
+          <w:szCs w:val="20"/>
+        </w:rPr>
+        <w:t xml:space="preserve">YoY growth rate is lumpy</w:t>
+      </w:r>
+    </w:p>
+    <w:p>
+      <w:pPr>
+        <w:spacing w:after="120"/>
+      </w:pPr>
+      <w:r>
+        <w:rPr>
+          <w:color w:val="666666"/>
+          <w:sz w:val="18"/>
+          <w:szCs w:val="18"/>
+        </w:rPr>
+        <w:t xml:space="preserve">Quarterly sales (screener, standalone, Rs Cr): Jun25 1,145 -&gt; Sep25 1,159 -&gt; Dec25 1,090 -&gt; Mar26 1,280 -&gt; Jun26 1,091 - revenue is range-bound/lumpy (project/order-driven), not a clean YoY trend; the order-book acceleration (+31% QoQ to Rs1,709cr as of Jul26) is the more forward-looking signal than trailing quarterly revenue</w:t>
+      </w:r>
+    </w:p>
+    <w:p>
+      <w:pPr>
+        <w:spacing w:after="120"/>
+      </w:pPr>
+      <w:r>
+        <w:rPr>
+          <w:color w:val="666666"/>
+          <w:sz w:val="18"/>
+          <w:szCs w:val="18"/>
+        </w:rPr>
+        <w:t xml:space="preserve">Reverse P/E: ~13x trailing P/E on a net-cash balance sheet needs only modest EPS growth to hold; backing out the ~Rs2,900cr+ cash pile, the core business trades at a materially lower effective multiple than the headline P/E suggests</w:t>
+      </w:r>
+    </w:p>
+    <w:p>
+      <w:pPr>
+        <w:spacing w:after="120"/>
+      </w:pPr>
+      <w:r>
+        <w:rPr>
+          <w:b/>
+          <w:bCs/>
+          <w:sz w:val="20"/>
+          <w:szCs w:val="20"/>
+        </w:rPr>
+        <w:t xml:space="preserve">Management quality (TVGP's "P"):</w:t>
+      </w:r>
+    </w:p>
+    <w:tbl>
+      <w:tblPr>
+        <w:tblW w:type="dxa" w:w="9000"/>
+        <w:tblBorders>
+          <w:top w:val="single" w:color="auto" w:sz="4"/>
+          <w:left w:val="single" w:color="auto" w:sz="4"/>
+          <w:bottom w:val="single" w:color="auto" w:sz="4"/>
+          <w:right w:val="single" w:color="auto" w:sz="4"/>
+          <w:insideH w:val="single" w:color="auto" w:sz="4"/>
+          <w:insideV w:val="single" w:color="auto" w:sz="4"/>
+        </w:tblBorders>
+      </w:tblPr>
+      <w:tblGrid>
+        <w:gridCol w:w="3200"/>
+        <w:gridCol w:w="5800"/>
+      </w:tblGrid>
+      <w:tr>
+        <w:tc>
+          <w:tcPr>
+            <w:tcW w:type="dxa" w:w="3200"/>
+            <w:shd w:fill="F2F2F2" w:val="clear"/>
+          </w:tcPr>
+          <w:p>
+            <w:r>
+              <w:rPr>
+                <w:b/>
+                <w:bCs/>
+              </w:rPr>
+              <w:t xml:space="preserve">Assessment</w:t>
+            </w:r>
+          </w:p>
+        </w:tc>
+        <w:tc>
+          <w:tcPr>
+            <w:tcW w:type="dxa" w:w="5800"/>
+          </w:tcPr>
+          <w:p>
+            <w:r>
+              <w:t xml:space="preserve">concern</w:t>
+            </w:r>
+          </w:p>
+        </w:tc>
+      </w:tr>
+      <w:tr>
+        <w:tc>
+          <w:tcPr>
+            <w:tcW w:type="dxa" w:w="3200"/>
+            <w:shd w:fill="F2F2F2" w:val="clear"/>
+          </w:tcPr>
+          <w:p>
+            <w:r>
+              <w:rPr>
+                <w:b/>
+                <w:bCs/>
+              </w:rPr>
+              <w:t xml:space="preserve">Capital allocation</w:t>
+            </w:r>
+          </w:p>
+        </w:tc>
+        <w:tc>
+          <w:tcPr>
+            <w:tcW w:type="dxa" w:w="5800"/>
+          </w:tcPr>
+          <w:p>
+            <w:r>
+              <w:t xml:space="preserve">Rs2,900+ Cr cash pile sitting largely undeployed with only ~18% of the announced Rs852cr capex plan executed years after announcement; board approved then withdrew a major demerger within about 3 months (May-&gt;Aug 2026) without public explanation (neutral)</w:t>
+            </w:r>
+          </w:p>
+        </w:tc>
+      </w:tr>
+      <w:tr>
+        <w:tc>
+          <w:tcPr>
+            <w:tcW w:type="dxa" w:w="3200"/>
+            <w:shd w:fill="F2F2F2" w:val="clear"/>
+          </w:tcPr>
+          <w:p>
+            <w:r>
+              <w:rPr>
+                <w:b/>
+                <w:bCs/>
+              </w:rPr>
+              <w:t xml:space="preserve">Related-party trend</w:t>
+            </w:r>
+          </w:p>
+        </w:tc>
+        <w:tc>
+          <w:tcPr>
+            <w:tcW w:type="dxa" w:w="5800"/>
+          </w:tcPr>
+          <w:p>
+            <w:r>
+              <w:t xml:space="preserve">unclear</w:t>
+            </w:r>
+          </w:p>
+        </w:tc>
+      </w:tr>
+      <w:tr>
+        <w:tc>
+          <w:tcPr>
+            <w:tcW w:type="dxa" w:w="3200"/>
+            <w:shd w:fill="F2F2F2" w:val="clear"/>
+          </w:tcPr>
+          <w:p>
+            <w:r>
+              <w:rPr>
+                <w:b/>
+                <w:bCs/>
+              </w:rPr>
+              <w:t xml:space="preserve">Guidance credibility</w:t>
+            </w:r>
+          </w:p>
+        </w:tc>
+        <w:tc>
+          <w:tcPr>
+            <w:tcW w:type="dxa" w:w="5800"/>
+          </w:tcPr>
+          <w:p>
+            <w:r>
+              <w:t xml:space="preserve">mixed</w:t>
+            </w:r>
+          </w:p>
+        </w:tc>
+      </w:tr>
+      <w:tr>
+        <w:tc>
+          <w:tcPr>
+            <w:tcW w:type="dxa" w:w="3200"/>
+            <w:shd w:fill="F2F2F2" w:val="clear"/>
+          </w:tcPr>
+          <w:p>
+            <w:r>
+              <w:rPr>
+                <w:b/>
+                <w:bCs/>
+              </w:rPr>
+              <w:t xml:space="preserve">Shareholder returns</w:t>
+            </w:r>
+          </w:p>
+        </w:tc>
+        <w:tc>
+          <w:tcPr>
+            <w:tcW w:type="dxa" w:w="5800"/>
+          </w:tcPr>
+          <w:p>
+            <w:r>
+              <w:t xml:space="preserve">consistent</w:t>
+            </w:r>
+          </w:p>
+        </w:tc>
+      </w:tr>
+      <w:tr>
+        <w:tc>
+          <w:tcPr>
+            <w:tcW w:type="dxa" w:w="3200"/>
+            <w:shd w:fill="F2F2F2" w:val="clear"/>
+          </w:tcPr>
+          <w:p>
+            <w:r>
+              <w:rPr>
+                <w:b/>
+                <w:bCs/>
+              </w:rPr>
+              <w:t xml:space="preserve">Capability ladder / VAP</w:t>
+            </w:r>
+          </w:p>
+        </w:tc>
+        <w:tc>
+          <w:tcPr>
+            <w:tcW w:type="dxa" w:w="5800"/>
+          </w:tcPr>
+          <w:p>
+            <w:r>
+              <w:t xml:space="preserve">Mix shift toward higher-margin ONGC/Oil India + export segments and new specialty cylinder-pipe orders (~Rs100cr) explicitly flagged by management as moving up the margin curve.</w:t>
+            </w:r>
+          </w:p>
+        </w:tc>
+      </w:tr>
+    </w:tbl>
+    <w:p>
+      <w:pPr>
+        <w:spacing w:after="120"/>
+      </w:pPr>
+      <w:r>
+        <w:rPr>
+          <w:b/>
+          <w:bCs/>
+          <w:sz w:val="20"/>
+          <w:szCs w:val="20"/>
+        </w:rPr>
+        <w:t xml:space="preserve">Quality metrics (ROCE · debt · FCF · margin · capex):</w:t>
+      </w:r>
+    </w:p>
+    <w:tbl>
+      <w:tblPr>
+        <w:tblW w:type="dxa" w:w="9000"/>
+        <w:tblBorders>
+          <w:top w:val="single" w:color="auto" w:sz="4"/>
+          <w:left w:val="single" w:color="auto" w:sz="4"/>
+          <w:bottom w:val="single" w:color="auto" w:sz="4"/>
+          <w:right w:val="single" w:color="auto" w:sz="4"/>
+          <w:insideH w:val="single" w:color="auto" w:sz="4"/>
+          <w:insideV w:val="single" w:color="auto" w:sz="4"/>
+        </w:tblBorders>
+      </w:tblPr>
+      <w:tblGrid>
+        <w:gridCol w:w="3200"/>
+        <w:gridCol w:w="5800"/>
+      </w:tblGrid>
+      <w:tr>
+        <w:tc>
+          <w:tcPr>
+            <w:tcW w:type="dxa" w:w="3200"/>
+            <w:shd w:fill="F2F2F2" w:val="clear"/>
+          </w:tcPr>
+          <w:p>
+            <w:r>
+              <w:rPr>
+                <w:b/>
+                <w:bCs/>
+              </w:rPr>
+              <w:t xml:space="preserve">Assessment</w:t>
+            </w:r>
+          </w:p>
+        </w:tc>
+        <w:tc>
+          <w:tcPr>
+            <w:tcW w:type="dxa" w:w="5800"/>
+          </w:tcPr>
+          <w:p>
+            <w:r>
+              <w:t xml:space="preserve">concern</w:t>
+            </w:r>
+          </w:p>
+        </w:tc>
+      </w:tr>
+      <w:tr>
+        <w:tc>
+          <w:tcPr>
+            <w:tcW w:type="dxa" w:w="3200"/>
+            <w:shd w:fill="F2F2F2" w:val="clear"/>
+          </w:tcPr>
+          <w:p>
+            <w:r>
+              <w:rPr>
+                <w:b/>
+                <w:bCs/>
+              </w:rPr>
+              <w:t xml:space="preserve">ROCE</w:t>
+            </w:r>
+          </w:p>
+        </w:tc>
+        <w:tc>
+          <w:tcPr>
+            <w:tcW w:type="dxa" w:w="5800"/>
+          </w:tcPr>
+          <w:p>
+            <w:r>
+              <w:t xml:space="preserve">14.3% (declining)</w:t>
+            </w:r>
+          </w:p>
+        </w:tc>
+      </w:tr>
+      <w:tr>
+        <w:tc>
+          <w:tcPr>
+            <w:tcW w:type="dxa" w:w="3200"/>
+            <w:shd w:fill="F2F2F2" w:val="clear"/>
+          </w:tcPr>
+          <w:p>
+            <w:r>
+              <w:rPr>
+                <w:b/>
+                <w:bCs/>
+              </w:rPr>
+              <w:t xml:space="preserve">Leverage</w:t>
+            </w:r>
+          </w:p>
+        </w:tc>
+        <w:tc>
+          <w:tcPr>
+            <w:tcW w:type="dxa" w:w="5800"/>
+          </w:tcPr>
+          <w:p>
+            <w:r>
+              <w:t xml:space="preserve">Net debt/EBITDA -4x</w:t>
+            </w:r>
+          </w:p>
+        </w:tc>
+      </w:tr>
+      <w:tr>
+        <w:tc>
+          <w:tcPr>
+            <w:tcW w:type="dxa" w:w="3200"/>
+            <w:shd w:fill="F2F2F2" w:val="clear"/>
+          </w:tcPr>
+          <w:p>
+            <w:r>
+              <w:rPr>
+                <w:b/>
+                <w:bCs/>
+              </w:rPr>
+              <w:t xml:space="preserve">FCF conversion</w:t>
+            </w:r>
+          </w:p>
+        </w:tc>
+        <w:tc>
+          <w:tcPr>
+            <w:tcW w:type="dxa" w:w="5800"/>
+          </w:tcPr>
+          <w:p>
+            <w:r>
+              <w:t xml:space="preserve">22%</w:t>
+            </w:r>
+          </w:p>
+        </w:tc>
+      </w:tr>
+      <w:tr>
+        <w:tc>
+          <w:tcPr>
+            <w:tcW w:type="dxa" w:w="3200"/>
+            <w:shd w:fill="F2F2F2" w:val="clear"/>
+          </w:tcPr>
+          <w:p>
+            <w:r>
+              <w:rPr>
+                <w:b/>
+                <w:bCs/>
+              </w:rPr>
+              <w:t xml:space="preserve">Margin trend</w:t>
+            </w:r>
+          </w:p>
+        </w:tc>
+        <w:tc>
+          <w:tcPr>
+            <w:tcW w:type="dxa" w:w="5800"/>
+          </w:tcPr>
+          <w:p>
+            <w:r>
+              <w:t xml:space="preserve">contracting</w:t>
+            </w:r>
+          </w:p>
+        </w:tc>
+      </w:tr>
+      <w:tr>
+        <w:tc>
+          <w:tcPr>
+            <w:tcW w:type="dxa" w:w="3200"/>
+            <w:shd w:fill="F2F2F2" w:val="clear"/>
+          </w:tcPr>
+          <w:p>
+            <w:r>
+              <w:rPr>
+                <w:b/>
+                <w:bCs/>
+              </w:rPr>
+              <w:t xml:space="preserve">Capex efficiency</w:t>
+            </w:r>
+          </w:p>
+        </w:tc>
+        <w:tc>
+          <w:tcPr>
+            <w:tcW w:type="dxa" w:w="5800"/>
+          </w:tcPr>
+          <w:p>
+            <w:r>
+              <w:t xml:space="preserve">neutral</w:t>
+            </w:r>
+          </w:p>
+        </w:tc>
+      </w:tr>
+    </w:tbl>
+    <w:p>
+      <w:pPr>
+        <w:spacing w:after="60" w:before="120"/>
+      </w:pPr>
+      <w:r>
+        <w:rPr>
+          <w:b/>
+          <w:bCs/>
+          <w:sz w:val="20"/>
+          <w:szCs w:val="20"/>
+        </w:rPr>
+        <w:t xml:space="preserve">Track record (Coffee Can persistence check): </w:t>
+      </w:r>
+      <w:r>
+        <w:rPr>
+          <w:sz w:val="20"/>
+          <w:szCs w:val="20"/>
+        </w:rPr>
+        <w:t xml:space="preserve">cleared revenue growth ≥10% AND ROCE ≥15% in 0 of the last 3 years (consistency_score 0)</w:t>
+      </w:r>
+    </w:p>
+    <w:p>
+      <w:pPr>
+        <w:spacing w:after="120"/>
+      </w:pPr>
+      <w:r>
+        <w:rPr>
+          <w:color w:val="666666"/>
+          <w:sz w:val="18"/>
+          <w:szCs w:val="18"/>
+        </w:rPr>
+        <w:t xml:space="preserve">Of the years with both metrics verifiable in the captured table (FY24-26), none cleared: revenue fell -5.5%, -2.5% and -11.3% despite ROCE of 23%, 17% and 14%. The earlier up-cycle (FY22-23 revenue +36-83%) pre-dates the ROCE data captured here - a cyclical, not a consistent compounder. The Q1 FY27 order-book acceleration (+31% QoQ) is a genuine recent-quarter positive but is too early in FY27 to count as a fiscal-year data point in this mechanism.</w:t>
       </w:r>
     </w:p>
     <w:p>
@@ -904,62 +2620,7 @@
         <w:spacing w:after="120" w:before="280"/>
       </w:pPr>
       <w:r>
-        <w:t xml:space="preserve">Technical Read (Weekly / Monthly MACD + Bollinger Bands, or RSI/CCI/Williams %R proxy)</w:t>
-      </w:r>
-    </w:p>
-    <w:p>
-      <w:pPr>
-        <w:spacing w:after="120"/>
-      </w:pPr>
-      <w:r>
-        <w:t xml:space="preserve">Not independently pulled this pass.</w:t>
-      </w:r>
-    </w:p>
-    <w:p>
-      <w:pPr>
-        <w:pStyle w:val="Heading1"/>
-        <w:spacing w:after="120" w:before="280"/>
-      </w:pPr>
-      <w:r>
-        <w:t xml:space="preserve">ValuePickr Community Signal</w:t>
-      </w:r>
-    </w:p>
-    <w:p>
-      <w:pPr>
-        <w:spacing w:after="120"/>
-      </w:pPr>
-      <w:r>
-        <w:t xml:space="preserve">Read the most recent 50 of 62 posts (2018-2026, single batch — the thread's most recent post is from just last week, 2026-08-23, so no further escalation was needed to reach current sentiment). This is an active, currently-eventful thread: sustained promoter buying through 2025, a June 2026 board-approved demerger tied to a reported family dispute, and a fresh, concrete Q1 FY27 order-book update just six days before this pass.</w:t>
-      </w:r>
-    </w:p>
-    <w:p>
-      <w:pPr>
-        <w:spacing w:after="120"/>
-      </w:pPr>
-      <w:r>
-        <w:rPr>
-          <w:b/>
-          <w:bCs/>
-          <w:sz w:val="20"/>
-          <w:szCs w:val="20"/>
-        </w:rPr>
-        <w:t xml:space="preserve">High-conviction call from a top contributor: </w:t>
-      </w:r>
-      <w:r>
-        <w:rPr>
-          <w:sz w:val="20"/>
-          <w:szCs w:val="20"/>
-        </w:rPr>
-        <w:t xml:space="preserve">Multiple trusted users (Nikunj_Todi, ripzc09) tracked sustained promoter open-market buying through Feb-Nov 2025, and ripzc09 separately noted (April 2025) both FII and DII simultaneously increased their stakes — a genuinely rare combination the poster called out explicitly. The most significant recent development: in June 2026, the board approved a strategic demerger of manufacturing units, which a non-trusted but engaged poster (mak2569) linked to a 'long dispute between brothers,' bluntly warning 'minority shareholders are never a priority' in this kind of promoter-family restructuring. Most recently (Aug 18, 2026, 6 days before this pass), a non-trusted poster (Soham_Kunkulol) shared Q1 FY27 concall details showing the order book up 31% QoQ to Rs 1,709 Cr, with a genuine, management-flagged first-time shift toward higher-margin mix (42% from ONGC/Oil India, 20% export to US/Canada). Separately, Nishant_Ramakrishnan (Aug 2025) raised a capital-allocation concern: only ~Rs 150 Cr of a previously announced Rs 852 Cr capex plan had been executed, while the company maintains Rs 2,900+ Cr in cash for 'vague and long-term' stated reasons.</w:t>
-      </w:r>
-    </w:p>
-    <w:p>
-      <w:pPr>
-        <w:pStyle w:val="Heading1"/>
-        <w:spacing w:after="120" w:before="280"/>
-      </w:pPr>
-      <w:r>
-        <w:t xml:space="preserve">Trusted-User Signals (Ongoing)</w:t>
+        <w:t xml:space="preserve">Fundamentals-Gap Checks (shareholding · working capital · sector KPIs · scenario analysis)</w:t>
       </w:r>
     </w:p>
     <w:p>
@@ -974,12 +2635,12 @@
           <w:sz w:val="18"/>
           <w:szCs w:val="18"/>
         </w:rPr>
-        <w:t xml:space="preserve">Every time a trusted user expresses clear conviction on this stock, most recent first — this section accumulates over time, it isn't a one-time snapshot.</w:t>
-      </w:r>
-    </w:p>
-    <w:p>
-      <w:pPr>
-        <w:spacing w:after="100"/>
+        <w:t xml:space="preserve">Extra fundamentals extracted from the same filings — informational only, not yet consumed by any scoring script.</w:t>
+      </w:r>
+    </w:p>
+    <w:p>
+      <w:pPr>
+        <w:spacing w:after="120"/>
       </w:pPr>
       <w:r>
         <w:rPr>
@@ -988,8 +2649,268 @@
           <w:sz w:val="20"/>
           <w:szCs w:val="20"/>
         </w:rPr>
-        <w:t xml:space="preserve">2025-04-13 — ripzc09</w:t>
-      </w:r>
+        <w:t xml:space="preserve">Shareholding pattern:</w:t>
+      </w:r>
+    </w:p>
+    <w:tbl>
+      <w:tblPr>
+        <w:tblW w:type="dxa" w:w="9000"/>
+        <w:tblBorders>
+          <w:top w:val="single" w:color="auto" w:sz="4"/>
+          <w:left w:val="single" w:color="auto" w:sz="4"/>
+          <w:bottom w:val="single" w:color="auto" w:sz="4"/>
+          <w:right w:val="single" w:color="auto" w:sz="4"/>
+          <w:insideH w:val="single" w:color="auto" w:sz="4"/>
+          <w:insideV w:val="single" w:color="auto" w:sz="4"/>
+        </w:tblBorders>
+      </w:tblPr>
+      <w:tblGrid>
+        <w:gridCol w:w="3200"/>
+        <w:gridCol w:w="5800"/>
+      </w:tblGrid>
+      <w:tr>
+        <w:tc>
+          <w:tcPr>
+            <w:tcW w:type="dxa" w:w="3200"/>
+            <w:shd w:fill="F2F2F2" w:val="clear"/>
+          </w:tcPr>
+          <w:p>
+            <w:r>
+              <w:rPr>
+                <w:b/>
+                <w:bCs/>
+              </w:rPr>
+              <w:t xml:space="preserve">Promoter %</w:t>
+            </w:r>
+          </w:p>
+        </w:tc>
+        <w:tc>
+          <w:tcPr>
+            <w:tcW w:type="dxa" w:w="5800"/>
+          </w:tcPr>
+          <w:p>
+            <w:r>
+              <w:t xml:space="preserve">70.28% (rising)</w:t>
+            </w:r>
+          </w:p>
+        </w:tc>
+      </w:tr>
+      <w:tr>
+        <w:tc>
+          <w:tcPr>
+            <w:tcW w:type="dxa" w:w="3200"/>
+            <w:shd w:fill="F2F2F2" w:val="clear"/>
+          </w:tcPr>
+          <w:p>
+            <w:r>
+              <w:rPr>
+                <w:b/>
+                <w:bCs/>
+              </w:rPr>
+              <w:t xml:space="preserve">Pledge %</w:t>
+            </w:r>
+          </w:p>
+        </w:tc>
+        <w:tc>
+          <w:tcPr>
+            <w:tcW w:type="dxa" w:w="5800"/>
+          </w:tcPr>
+          <w:p>
+            <w:r>
+              <w:t xml:space="preserve">0% (stable)</w:t>
+            </w:r>
+          </w:p>
+        </w:tc>
+      </w:tr>
+      <w:tr>
+        <w:tc>
+          <w:tcPr>
+            <w:tcW w:type="dxa" w:w="3200"/>
+            <w:shd w:fill="F2F2F2" w:val="clear"/>
+          </w:tcPr>
+          <w:p>
+            <w:r>
+              <w:rPr>
+                <w:b/>
+                <w:bCs/>
+              </w:rPr>
+              <w:t xml:space="preserve">FII/DII %</w:t>
+            </w:r>
+          </w:p>
+        </w:tc>
+        <w:tc>
+          <w:tcPr>
+            <w:tcW w:type="dxa" w:w="5800"/>
+          </w:tcPr>
+          <w:p>
+            <w:r>
+              <w:t xml:space="preserve">—</w:t>
+            </w:r>
+          </w:p>
+        </w:tc>
+      </w:tr>
+      <w:tr>
+        <w:tc>
+          <w:tcPr>
+            <w:tcW w:type="dxa" w:w="3200"/>
+            <w:shd w:fill="F2F2F2" w:val="clear"/>
+          </w:tcPr>
+          <w:p>
+            <w:r>
+              <w:rPr>
+                <w:b/>
+                <w:bCs/>
+              </w:rPr>
+              <w:t xml:space="preserve">Quarters checked</w:t>
+            </w:r>
+          </w:p>
+        </w:tc>
+        <w:tc>
+          <w:tcPr>
+            <w:tcW w:type="dxa" w:w="5800"/>
+          </w:tcPr>
+          <w:p>
+            <w:r>
+              <w:t xml:space="preserve">Sep 2023 (67.86%), Jun 2026 (70.28%)</w:t>
+            </w:r>
+          </w:p>
+        </w:tc>
+      </w:tr>
+    </w:tbl>
+    <w:p>
+      <w:pPr>
+        <w:spacing w:after="120"/>
+      </w:pPr>
+      <w:r>
+        <w:rPr>
+          <w:color w:val="666666"/>
+          <w:sz w:val="18"/>
+          <w:szCs w:val="18"/>
+        </w:rPr>
+        <w:t xml:space="preserve">Multiple promoter-group entities (Odd &amp; Even Trades &amp; Finance to 19.44%, Global Jindal Fin-Invest to 8.65%, Haryana Capfin to 4.71%) have been buying steadily on the open market; promoter holding up from 67.86% (Sep 2023) to 70.28% (Jun 2026), zero pledge throughout - one of the stronger insider-buying signals seen in this pass. A trusted user separately noted a rare simultaneous FII+DII stake increase in March 2025, though exact current FII/DII % wasn't sourced this pass.</w:t>
+      </w:r>
+    </w:p>
+    <w:p>
+      <w:pPr>
+        <w:spacing w:after="120"/>
+      </w:pPr>
+      <w:r>
+        <w:rPr>
+          <w:b/>
+          <w:bCs/>
+          <w:sz w:val="20"/>
+          <w:szCs w:val="20"/>
+        </w:rPr>
+        <w:t xml:space="preserve">Sector KPIs:</w:t>
+      </w:r>
+    </w:p>
+    <w:p>
+      <w:pPr>
+        <w:pStyle w:val="ListParagraph"/>
+        <w:numPr>
+          <w:ilvl w:val="0"/>
+          <w:numId w:val="1"/>
+        </w:numPr>
+        <w:spacing w:after="60"/>
+      </w:pPr>
+      <w:r>
+        <w:t xml:space="preserve">Order book: Rs 1,709 Cr as of Jul 31 2026, up 31% QoQ from ~Rs 1,300 Cr (improving) — 42% ONGC/Oil India, 20% export (US/Canada), ~Rs100cr specialty cylinder pipes</w:t>
+      </w:r>
+    </w:p>
+    <w:p>
+      <w:pPr>
+        <w:pStyle w:val="ListParagraph"/>
+        <w:numPr>
+          <w:ilvl w:val="0"/>
+          <w:numId w:val="1"/>
+        </w:numPr>
+        <w:spacing w:after="60"/>
+      </w:pPr>
+      <w:r>
+        <w:t xml:space="preserve">Export share of dispatches: 22% in Q1 FY27, up from under 10% in recent years (improving)</w:t>
+      </w:r>
+    </w:p>
+    <w:p>
+      <w:pPr>
+        <w:pStyle w:val="ListParagraph"/>
+        <w:numPr>
+          <w:ilvl w:val="0"/>
+          <w:numId w:val="1"/>
+        </w:numPr>
+        <w:spacing w:after="60"/>
+      </w:pPr>
+      <w:r>
+        <w:t xml:space="preserve">Dispatch volume: 96,000 tons Q1 FY27 (gas-supply disruption); guided 105,000-110,000 tons Q2 FY27; FY27 full-year guided 410,000-430,000 tons vs ~419,000-420,000 tons FY26 (stable) — modest single-digit volume growth guided, not a step-change</w:t>
+      </w:r>
+    </w:p>
+    <w:p>
+      <w:pPr>
+        <w:pStyle w:val="Heading1"/>
+        <w:spacing w:after="120" w:before="280"/>
+      </w:pPr>
+      <w:r>
+        <w:t xml:space="preserve">Technical Read (Weekly / Monthly MACD + Bollinger Bands, or RSI/CCI/Williams %R proxy)</w:t>
+      </w:r>
+    </w:p>
+    <w:p>
+      <w:pPr>
+        <w:spacing w:after="120"/>
+      </w:pPr>
+      <w:r>
+        <w:t xml:space="preserve">Not independently pulled this pass.</w:t>
+      </w:r>
+    </w:p>
+    <w:p>
+      <w:pPr>
+        <w:pStyle w:val="Heading1"/>
+        <w:spacing w:after="120" w:before="280"/>
+      </w:pPr>
+      <w:r>
+        <w:t xml:space="preserve">ValuePickr Community Signal</w:t>
+      </w:r>
+    </w:p>
+    <w:p>
+      <w:pPr>
+        <w:spacing w:after="120"/>
+      </w:pPr>
+      <w:r>
+        <w:t xml:space="preserve">Read the most recent 50 of 62 posts (2018-2026, single batch — the thread's most recent post is from just last week, 2026-08-23, so no further escalation was needed to reach current sentiment). This is an active, currently-eventful thread: sustained promoter buying through 2025, a June 2026 board-approved demerger tied to a reported family dispute, and a fresh, concrete Q1 FY27 order-book update just six days before this pass.</w:t>
+      </w:r>
+    </w:p>
+    <w:p>
+      <w:pPr>
+        <w:spacing w:after="120"/>
+      </w:pPr>
+      <w:r>
+        <w:rPr>
+          <w:b/>
+          <w:bCs/>
+          <w:sz w:val="20"/>
+          <w:szCs w:val="20"/>
+        </w:rPr>
+        <w:t xml:space="preserve">High-conviction call from a top contributor: </w:t>
+      </w:r>
+      <w:r>
+        <w:rPr>
+          <w:sz w:val="20"/>
+          <w:szCs w:val="20"/>
+        </w:rPr>
+        <w:t xml:space="preserve">Multiple trusted users (Nikunj_Todi, ripzc09) tracked sustained promoter open-market buying through Feb-Nov 2025, and ripzc09 separately noted (April 2025) both FII and DII simultaneously increased their stakes — a genuinely rare combination the poster called out explicitly. The most significant recent development: in June 2026, the board approved a strategic demerger of manufacturing units, which a non-trusted but engaged poster (mak2569) linked to a 'long dispute between brothers,' bluntly warning 'minority shareholders are never a priority' in this kind of promoter-family restructuring. Most recently (Aug 18, 2026, 6 days before this pass), a non-trusted poster (Soham_Kunkulol) shared Q1 FY27 concall details showing the order book up 31% QoQ to Rs 1,709 Cr, with a genuine, management-flagged first-time shift toward higher-margin mix (42% from ONGC/Oil India, 20% export to US/Canada). Separately, Nishant_Ramakrishnan (Aug 2025) raised a capital-allocation concern: only ~Rs 150 Cr of a previously announced Rs 852 Cr capex plan had been executed, while the company maintains Rs 2,900+ Cr in cash for 'vague and long-term' stated reasons.</w:t>
+      </w:r>
+    </w:p>
+    <w:p>
+      <w:pPr>
+        <w:pStyle w:val="Heading1"/>
+        <w:spacing w:after="120" w:before="280"/>
+      </w:pPr>
+      <w:r>
+        <w:t xml:space="preserve">Trusted-User Signals (Ongoing)</w:t>
+      </w:r>
+    </w:p>
+    <w:p>
+      <w:pPr>
+        <w:spacing w:after="120"/>
+      </w:pPr>
       <w:r>
         <w:rPr>
           <w:i/>
@@ -998,6 +2919,30 @@
           <w:sz w:val="18"/>
           <w:szCs w:val="18"/>
         </w:rPr>
+        <w:t xml:space="preserve">Every time a trusted user expresses clear conviction on this stock, most recent first — this section accumulates over time, it isn't a one-time snapshot.</w:t>
+      </w:r>
+    </w:p>
+    <w:p>
+      <w:pPr>
+        <w:spacing w:after="100"/>
+      </w:pPr>
+      <w:r>
+        <w:rPr>
+          <w:b/>
+          <w:bCs/>
+          <w:sz w:val="20"/>
+          <w:szCs w:val="20"/>
+        </w:rPr>
+        <w:t xml:space="preserve">2025-04-13 — ripzc09</w:t>
+      </w:r>
+      <w:r>
+        <w:rPr>
+          <w:i/>
+          <w:iCs/>
+          <w:color w:val="666666"/>
+          <w:sz w:val="18"/>
+          <w:szCs w:val="18"/>
+        </w:rPr>
         <w:t xml:space="preserve"> (Maharashtra Seamless - own VP thread)</w:t>
       </w:r>
       <w:r>
@@ -1023,7 +2968,7 @@
         <w:spacing w:after="120"/>
       </w:pPr>
       <w:r>
-        <w:t xml:space="preserve">June 2026: Board approved a strategic demerger of manufacturing units, reported by community members to be connected to a family/promoter dispute. Historical (2019) community concern about a foreign-investment impairment seen by some as short-changing minority shareholders — old, not confirmed as recurring.</w:t>
+        <w:t xml:space="preserve">May 22, 2026: Board approved a scheme of arrangement to demerge manufacturing units into two new entities, MSL Seamless Tubes Ltd (Mangaon + renewable assets) and United Seamless Ltd (Narketpally + solar + rig business), 1:5 share ratio, designated date Oct 1, 2026, subject to NCLT/shareholder/creditor approval; community members linked this to a reported family/promoter dispute, though no external (media/analyst) source corroborates the family-dispute framing — the company's own stated rationale was clearer strategic focus across distinct technology platforms (CPE, MPM, FQM). UPDATE (this pass): management confirmed on the Q1 FY27 (Aug 2026) concall that the demerger scheme has been WITHDRAWN and exchanges informed, with no alternative capital-allocation plan offered ('There is no update. Whatever I said earlier remains as of now'). Separately, CFO Arup Mandal resigned effective July 2, 2026 ('personal reasons'), extending an unusual pattern of finance-leadership churn. Historical (2019) community concern about a foreign-investment impairment seen by some as short-changing minority shareholders — old, not confirmed as recurring.</w:t>
       </w:r>
     </w:p>
     <w:p>
@@ -1045,33 +2990,59 @@
         <w:spacing w:after="60"/>
       </w:pPr>
       <w:r>
-        <w:t xml:space="preserve">Above-industry revenue growth (15% CAGR vs 8.5% industry median), debt-free balance sheet, reasonable valuation (~11x P/E)</w:t>
-      </w:r>
-    </w:p>
-    <w:p>
-      <w:pPr>
-        <w:pStyle w:val="ListParagraph"/>
-        <w:numPr>
-          <w:ilvl w:val="0"/>
-          <w:numId w:val="1"/>
-        </w:numPr>
-        <w:spacing w:after="60"/>
-      </w:pPr>
-      <w:r>
-        <w:t xml:space="preserve">Sustained, multi-quarter promoter open-market buying through 2025, with a rare simultaneous FII+DII stake increase noted by a trusted user</w:t>
-      </w:r>
-    </w:p>
-    <w:p>
-      <w:pPr>
-        <w:pStyle w:val="ListParagraph"/>
-        <w:numPr>
-          <w:ilvl w:val="0"/>
-          <w:numId w:val="1"/>
-        </w:numPr>
-        <w:spacing w:after="60"/>
-      </w:pPr>
-      <w:r>
-        <w:t xml:space="preserve">A genuine, dated (Aug 2026) Q1 FY27 order-book acceleration: +31% QoQ to Rs 1,709 Cr, with management flagging a first-time shift to higher-margin ONGC/Oil India and export mix</w:t>
+        <w:t xml:space="preserve">Above-industry revenue growth (15% CAGR vs 8.5% industry median), debt-free balance sheet, reasonable valuation (~13x P/E, 0.85-1.4x book depending on cash treatment)</w:t>
+      </w:r>
+    </w:p>
+    <w:p>
+      <w:pPr>
+        <w:pStyle w:val="ListParagraph"/>
+        <w:numPr>
+          <w:ilvl w:val="0"/>
+          <w:numId w:val="1"/>
+        </w:numPr>
+        <w:spacing w:after="60"/>
+      </w:pPr>
+      <w:r>
+        <w:t xml:space="preserve">A genuine, dated (Aug 2026) Q1 FY27 order-book acceleration: +31% QoQ to Rs 1,709 Cr, with management flagging a first-time shift to higher-margin ONGC/Oil India and export mix, plus ~Rs 100 Cr of new specialty cylinder-pipe orders</w:t>
+      </w:r>
+    </w:p>
+    <w:p>
+      <w:pPr>
+        <w:pStyle w:val="ListParagraph"/>
+        <w:numPr>
+          <w:ilvl w:val="0"/>
+          <w:numId w:val="1"/>
+        </w:numPr>
+        <w:spacing w:after="60"/>
+      </w:pPr>
+      <w:r>
+        <w:t xml:space="preserve">Real technical/regulatory moat evidence found this pass: MSL is described as the only Indian manufacturer of seamless pipes up to 20-inch diameter with multi-year API-certified vendor approvals to ONGC/Oil India, and management directly attributed part of its order-book strength to a competitor's API-certification issues</w:t>
+      </w:r>
+    </w:p>
+    <w:p>
+      <w:pPr>
+        <w:pStyle w:val="ListParagraph"/>
+        <w:numPr>
+          <w:ilvl w:val="0"/>
+          <w:numId w:val="1"/>
+        </w:numPr>
+        <w:spacing w:after="60"/>
+      </w:pPr>
+      <w:r>
+        <w:t xml:space="preserve">The June 2026 board-approved demerger — the central near-term uncertainty flagged in the prior pass, including community speculation about a family dispute — was WITHDRAWN by August 2026 per management's own concall confirmation, removing that specific overhang</w:t>
+      </w:r>
+    </w:p>
+    <w:p>
+      <w:pPr>
+        <w:pStyle w:val="ListParagraph"/>
+        <w:numPr>
+          <w:ilvl w:val="0"/>
+          <w:numId w:val="1"/>
+        </w:numPr>
+        <w:spacing w:after="60"/>
+      </w:pPr>
+      <w:r>
+        <w:t xml:space="preserve">Broad-based, multi-entity promoter buying continues: Odd &amp; Even Trades &amp; Finance to 19.44%, Global Jindal Fin-Invest to 8.65%, Haryana Capfin to 4.71%, taking total promoter holding to 70.28% (Jun 2026) from 67.86% (Sep 2023), zero pledge, plus a rare simultaneous FII+DII stake increase noted by a trusted user</w:t>
       </w:r>
     </w:p>
     <w:p>
@@ -1106,20 +3077,46 @@
         <w:spacing w:after="60"/>
       </w:pPr>
       <w:r>
-        <w:t xml:space="preserve">A June 2026 board-approved demerger, reportedly tied to a family/promoter dispute, is a live, unresolved special situation — a community member bluntly warned minority shareholders 'are never a priority' in this kind of restructuring, and the outcome (value-unlocking vs. value-destructive) is genuinely uncertain as of this pass</w:t>
-      </w:r>
-    </w:p>
-    <w:p>
-      <w:pPr>
-        <w:pStyle w:val="ListParagraph"/>
-        <w:numPr>
-          <w:ilvl w:val="0"/>
-          <w:numId w:val="1"/>
-        </w:numPr>
-        <w:spacing w:after="60"/>
-      </w:pPr>
-      <w:r>
-        <w:t xml:space="preserve">Capital-allocation concern: a large Rs 2,900+ Cr cash pile sits largely undeployed against a previously announced Rs 852 Cr capex plan, only ~18% executed, with management citing only vague long-term reasons</w:t>
+        <w:t xml:space="preserve">The demerger's withdrawal removes the specific special-situation overhang, but management gave no explanation and offered no alternative plan for the ~Rs 2,900+ Cr cash pile — the underlying capital-allocation ambiguity the community flagged (only ~18% of the announced Rs 852 Cr capex plan executed years after announcement) is exactly as unresolved as before</w:t>
+      </w:r>
+    </w:p>
+    <w:p>
+      <w:pPr>
+        <w:pStyle w:val="ListParagraph"/>
+        <w:numPr>
+          <w:ilvl w:val="0"/>
+          <w:numId w:val="1"/>
+        </w:numPr>
+        <w:spacing w:after="60"/>
+      </w:pPr>
+      <w:r>
+        <w:t xml:space="preserve">A further CFO change (Arup Mandal resigned effective July 2, 2026) extends a pattern of unusual finance-leadership churn (four changes in under 3 years historically) with no clear resolution</w:t>
+      </w:r>
+    </w:p>
+    <w:p>
+      <w:pPr>
+        <w:pStyle w:val="ListParagraph"/>
+        <w:numPr>
+          <w:ilvl w:val="0"/>
+          <w:numId w:val="1"/>
+        </w:numPr>
+        <w:spacing w:after="60"/>
+      </w:pPr>
+      <w:r>
+        <w:t xml:space="preserve">OPM has compressed from an 18-22% band (FY24-early FY25) to a 10-16% range over the last six quarters, and management on the Q1 FY27 concall would only say margin 'should be maintained, if not improved' without numeric guidance</w:t>
+      </w:r>
+    </w:p>
+    <w:p>
+      <w:pPr>
+        <w:pStyle w:val="ListParagraph"/>
+        <w:numPr>
+          <w:ilvl w:val="0"/>
+          <w:numId w:val="1"/>
+        </w:numPr>
+        <w:spacing w:after="60"/>
+      </w:pPr>
+      <w:r>
+        <w:t xml:space="preserve">FY27 dispatch guidance of 410,000-430,000 tons is only modestly above FY26's ~419,000-420,000 tons — a single-digit volume growth outlook, not a re-rating-scale acceleration, and Q1 FY27 volumes were already hit by a gas-supply disruption</w:t>
       </w:r>
     </w:p>
     <w:p>
@@ -1145,7 +3142,7 @@
         <w:spacing w:after="60"/>
       </w:pPr>
       <w:r>
-        <w:t xml:space="preserve">Four CFO changes in under 3 years was flagged by a community member (2024) as unusual, without a clear resolution in the thread</w:t>
+        <w:t xml:space="preserve">The Nagothane hot-mill upgrade — a larger piece of the capex plan — has not yet commenced as of the Aug 2026 concall</w:t>
       </w:r>
     </w:p>
     <w:p>
@@ -1166,7 +3163,7 @@
           <w:b/>
           <w:bCs/>
         </w:rPr>
-        <w:t xml:space="preserve">Mid-cap (~Rs 8,173 Cr)</w:t>
+        <w:t xml:space="preserve">Mid-cap (~Rs 9,619 Cr)</w:t>
       </w:r>
     </w:p>
     <w:p>
@@ -1202,7 +3199,7 @@
           <w:sz w:val="20"/>
           <w:szCs w:val="20"/>
         </w:rPr>
-        <w:t xml:space="preserve">4-box gate — tailwind: yes · TAM: yes · moat: no · valuation: yes  (score 3 / 4)</w:t>
+        <w:t xml:space="preserve">4-box gate — tailwind: yes · TAM: yes · moat: weak · valuation: yes  (score 3.5 / 4)</w:t>
       </w:r>
     </w:p>
     <w:p>
@@ -1217,7 +3214,7 @@
           <w:sz w:val="20"/>
           <w:szCs w:val="20"/>
         </w:rPr>
-        <w:t xml:space="preserve">Government E&amp;P budget allocation (Rs57,612cr) is a real sector tailwind; Q1 FY27 order book +31% QoQ to Rs1,709cr with a shift to higher-margin ONGC/Oil India/export mix supports tam; faces structural competition from forward-integrated steel majors (JSW, Tata) and Chinese dumping with anti-dumping protection lapsing ~2026 — no distinct moat; ~11x P/E called 'reasonable valuation' — yes. A June-2026 board-approved demerger tied to a reported family/promoter dispute is a live, unresolved special situation, separate from this score.</w:t>
+        <w:t xml:space="preserve">Government E&amp;P budget allocation (Rs57,612cr) plus Q1 FY27 order book +31% QoQ to Rs1,709cr with a shift to higher-margin ONGC/Oil India/export mix support tailwind+tam. Moat upgraded this pass from no to weak: API-certification barrier + unique large-diameter (up to 20-inch) manufacturing capability + long-standing OEM approvals are real, evidenced in real time by a competitor's API-certification lapse benefiting MSL's order book - though the business still competes with Chinese dumping and forward-integrated steel majors in the base commodity segment. ~13x P/E on a net-cash balance sheet - valuation yes. Score 3.5 would technically permit a return-magnitude label, but kept as neither (Nesco logic): FY27 dispatch guidance (410-430k tons vs ~420k FY26) implies only single-digit volume growth at a Rs9,600+cr mid-cap size - a value/cyclical re-rating case, not a multibagger.</w:t>
       </w:r>
     </w:p>
     <w:p>
@@ -1240,46 +3237,59 @@
           <w:sz w:val="24"/>
           <w:szCs w:val="24"/>
         </w:rPr>
-        <w:t xml:space="preserve">A genuine near-term order-book inflection and heavy promoter buying, clouded by a live, unresolved family-dispute demerger</w:t>
-      </w:r>
-    </w:p>
-    <w:p>
-      <w:pPr>
-        <w:pStyle w:val="ListParagraph"/>
-        <w:numPr>
-          <w:ilvl w:val="0"/>
-          <w:numId w:val="1"/>
-        </w:numPr>
-        <w:spacing w:after="60"/>
-      </w:pPr>
-      <w:r>
-        <w:t xml:space="preserve">The Q1 FY27 order-book acceleration (+31% QoQ, higher-margin mix) and sustained promoter/institutional buying are real, current positive signals, not stale history</w:t>
-      </w:r>
-    </w:p>
-    <w:p>
-      <w:pPr>
-        <w:pStyle w:val="ListParagraph"/>
-        <w:numPr>
-          <w:ilvl w:val="0"/>
-          <w:numId w:val="1"/>
-        </w:numPr>
-        <w:spacing w:after="60"/>
-      </w:pPr>
-      <w:r>
-        <w:t xml:space="preserve">But the June 2026 board-approved demerger tied to a reported family dispute is a genuine, live special situation whose minority-shareholder impact is explicitly uncertain per the community's own skeptical read — this is a real reason for caution, not a settled positive catalyst</w:t>
-      </w:r>
-    </w:p>
-    <w:p>
-      <w:pPr>
-        <w:pStyle w:val="ListParagraph"/>
-        <w:numPr>
-          <w:ilvl w:val="0"/>
-          <w:numId w:val="1"/>
-        </w:numPr>
-        <w:spacing w:after="60"/>
-      </w:pPr>
-      <w:r>
-        <w:t xml:space="preserve">At a ~Rs 8,173 Cr mid-cap size with a cyclical, import-competition-exposed business, this doesn't clear the bar for a 10x-in-2-3-years call today, but is worth a focused revisit once the demerger structure and terms are clarified</w:t>
+        <w:t xml:space="preserve">A genuine near-term order-book and margin-mix inflection, real (if narrow) technical moat evidence, and a now-resolved demerger overhang, but still a modest-volume-growth cyclical commodity business with an unresolved cash-deployment question</w:t>
+      </w:r>
+    </w:p>
+    <w:p>
+      <w:pPr>
+        <w:pStyle w:val="ListParagraph"/>
+        <w:numPr>
+          <w:ilvl w:val="0"/>
+          <w:numId w:val="1"/>
+        </w:numPr>
+        <w:spacing w:after="60"/>
+      </w:pPr>
+      <w:r>
+        <w:t xml:space="preserve">The Q1 FY27 order-book acceleration (+31% QoQ, higher-margin ONGC/Oil India + export mix) and heavy, broad-based promoter buying are real, current positive signals, corroborated across two passes</w:t>
+      </w:r>
+    </w:p>
+    <w:p>
+      <w:pPr>
+        <w:pStyle w:val="ListParagraph"/>
+        <w:numPr>
+          <w:ilvl w:val="0"/>
+          <w:numId w:val="1"/>
+        </w:numPr>
+        <w:spacing w:after="60"/>
+      </w:pPr>
+      <w:r>
+        <w:t xml:space="preserve">The June 2026 demerger, which the prior pass flagged as a live, unresolved special situation possibly tied to a family dispute, was WITHDRAWN by August 2026 per management's own concall confirmation — this removes the specific uncertainty, though it leaves the underlying Rs 2,900+ Cr cash pile's deployment plan exactly as vague as before, and no external source corroborates the 'family dispute' framing beyond one non-trusted forum poster</w:t>
+      </w:r>
+    </w:p>
+    <w:p>
+      <w:pPr>
+        <w:pStyle w:val="ListParagraph"/>
+        <w:numPr>
+          <w:ilvl w:val="0"/>
+          <w:numId w:val="1"/>
+        </w:numPr>
+        <w:spacing w:after="60"/>
+      </w:pPr>
+      <w:r>
+        <w:t xml:space="preserve">This pass upgrades the moat read from 'no' to 'weak': real technical/regulatory entry barriers (API certification, unique large-diameter manufacturing capability, long-standing OEM vendor approvals) exist and are evidenced in real time by a competitor's certification lapse benefiting MSL's order book</w:t>
+      </w:r>
+    </w:p>
+    <w:p>
+      <w:pPr>
+        <w:pStyle w:val="ListParagraph"/>
+        <w:numPr>
+          <w:ilvl w:val="0"/>
+          <w:numId w:val="1"/>
+        </w:numPr>
+        <w:spacing w:after="60"/>
+      </w:pPr>
+      <w:r>
+        <w:t xml:space="preserve">Despite a four_box score of 3.5 (which would technically permit a 10x-in-2-3-years label), this is kept 'neither' on size/growth-magnitude grounds (Nesco logic): FY27 dispatch guidance implies only single-digit volume growth at a Rs 9,600+ Cr mid-cap size in a cyclical commodity business — a value/re-rating case, not a multibagger one — worth a focused revisit once cash-deployment plans clarify</w:t>
       </w:r>
     </w:p>
     <w:p>
